--- a/sem1/lab7-2025-16-18/RIS-25-2B-Ilinov-2025.12.17-otchet.docx
+++ b/sem1/lab7-2025-16-18/RIS-25-2B-Ilinov-2025.12.17-otchet.docx
@@ -402,25 +402,14 @@
           <w:lang w:val="ru-RU"/>
         </w:rPr>
       </w:pPr>
-      <w:proofErr w:type="spellStart"/>
-      <w:r>
-        <w:rPr>
-          <w:rFonts w:ascii="Times New Roman" w:hAnsi="Times New Roman" w:cs="Times New Roman"/>
-          <w:sz w:val="28"/>
-          <w:szCs w:val="28"/>
-          <w:lang w:val="ru-RU"/>
-        </w:rPr>
-        <w:t>Ильинов</w:t>
-      </w:r>
-      <w:proofErr w:type="spellEnd"/>
-      <w:r>
-        <w:rPr>
-          <w:rFonts w:ascii="Times New Roman" w:hAnsi="Times New Roman" w:cs="Times New Roman"/>
-          <w:sz w:val="28"/>
-          <w:szCs w:val="28"/>
-          <w:lang w:val="ru-RU"/>
-        </w:rPr>
-        <w:t xml:space="preserve"> Фёдор Михайлович</w:t>
+      <w:r>
+        <w:rPr>
+          <w:rFonts w:ascii="Times New Roman" w:hAnsi="Times New Roman" w:cs="Times New Roman"/>
+          <w:sz w:val="28"/>
+          <w:szCs w:val="28"/>
+          <w:lang w:val="ru-RU"/>
+        </w:rPr>
+        <w:t>Ильинов Фёдор Михайлович</w:t>
       </w:r>
     </w:p>
     <w:p>
@@ -833,7 +822,6 @@
         </w:rPr>
         <w:t xml:space="preserve"> </w:t>
       </w:r>
-      <w:proofErr w:type="gramStart"/>
       <w:r>
         <w:rPr>
           <w:rFonts w:ascii="Times New Roman" w:hAnsi="Times New Roman" w:cs="Times New Roman"/>
@@ -853,7 +841,6 @@
         </w:rPr>
         <w:t>(</w:t>
       </w:r>
-      <w:proofErr w:type="gramEnd"/>
       <w:r>
         <w:rPr>
           <w:rFonts w:ascii="Times New Roman" w:hAnsi="Times New Roman" w:cs="Times New Roman"/>
@@ -1162,25 +1149,7 @@
           <w:sz w:val="20"/>
           <w:szCs w:val="20"/>
         </w:rPr>
-        <w:t>#include &lt;sys/</w:t>
-      </w:r>
-      <w:proofErr w:type="spellStart"/>
-      <w:r>
-        <w:rPr>
-          <w:rFonts w:ascii="Courier New" w:eastAsia="Times New Roman" w:hAnsi="Courier New" w:cs="Courier New"/>
-          <w:sz w:val="20"/>
-          <w:szCs w:val="20"/>
-        </w:rPr>
-        <w:t>time.h</w:t>
-      </w:r>
-      <w:proofErr w:type="spellEnd"/>
-      <w:r>
-        <w:rPr>
-          <w:rFonts w:ascii="Courier New" w:eastAsia="Times New Roman" w:hAnsi="Courier New" w:cs="Courier New"/>
-          <w:sz w:val="20"/>
-          <w:szCs w:val="20"/>
-        </w:rPr>
-        <w:t>&gt;</w:t>
+        <w:t>#include &lt;sys/time.h&gt;</w:t>
       </w:r>
     </w:p>
     <w:p>
@@ -1244,25 +1213,7 @@
           <w:sz w:val="20"/>
           <w:szCs w:val="20"/>
         </w:rPr>
-        <w:t xml:space="preserve">#define </w:t>
-      </w:r>
-      <w:proofErr w:type="gramStart"/>
-      <w:r>
-        <w:rPr>
-          <w:rFonts w:ascii="Courier New" w:eastAsia="Times New Roman" w:hAnsi="Courier New" w:cs="Courier New"/>
-          <w:sz w:val="20"/>
-          <w:szCs w:val="20"/>
-        </w:rPr>
-        <w:t>TIMER(</w:t>
-      </w:r>
-      <w:proofErr w:type="gramEnd"/>
-      <w:r>
-        <w:rPr>
-          <w:rFonts w:ascii="Courier New" w:eastAsia="Times New Roman" w:hAnsi="Courier New" w:cs="Courier New"/>
-          <w:sz w:val="20"/>
-          <w:szCs w:val="20"/>
-        </w:rPr>
-        <w:t>program) \</w:t>
+        <w:t>#define TIMER(program) \</w:t>
       </w:r>
     </w:p>
     <w:p>
@@ -1292,23 +1243,13 @@
           <w:szCs w:val="20"/>
         </w:rPr>
       </w:pPr>
-      <w:proofErr w:type="spellStart"/>
-      <w:r>
-        <w:rPr>
-          <w:rFonts w:ascii="Courier New" w:eastAsia="Times New Roman" w:hAnsi="Courier New" w:cs="Courier New"/>
-          <w:sz w:val="20"/>
-          <w:szCs w:val="20"/>
-        </w:rPr>
-        <w:t>timeval</w:t>
-      </w:r>
-      <w:proofErr w:type="spellEnd"/>
-      <w:r>
-        <w:rPr>
-          <w:rFonts w:ascii="Courier New" w:eastAsia="Times New Roman" w:hAnsi="Courier New" w:cs="Courier New"/>
-          <w:sz w:val="20"/>
-          <w:szCs w:val="20"/>
-        </w:rPr>
-        <w:t xml:space="preserve"> start, end; \</w:t>
+      <w:r>
+        <w:rPr>
+          <w:rFonts w:ascii="Courier New" w:eastAsia="Times New Roman" w:hAnsi="Courier New" w:cs="Courier New"/>
+          <w:sz w:val="20"/>
+          <w:szCs w:val="20"/>
+        </w:rPr>
+        <w:t>timeval start, end; \</w:t>
       </w:r>
     </w:p>
     <w:p>
@@ -1338,33 +1279,13 @@
           <w:szCs w:val="20"/>
         </w:rPr>
       </w:pPr>
-      <w:proofErr w:type="spellStart"/>
-      <w:proofErr w:type="gramStart"/>
-      <w:r>
-        <w:rPr>
-          <w:rFonts w:ascii="Courier New" w:eastAsia="Times New Roman" w:hAnsi="Courier New" w:cs="Courier New"/>
-          <w:sz w:val="20"/>
-          <w:szCs w:val="20"/>
-        </w:rPr>
-        <w:t>gettimeofday</w:t>
-      </w:r>
-      <w:proofErr w:type="spellEnd"/>
-      <w:r>
-        <w:rPr>
-          <w:rFonts w:ascii="Courier New" w:eastAsia="Times New Roman" w:hAnsi="Courier New" w:cs="Courier New"/>
-          <w:sz w:val="20"/>
-          <w:szCs w:val="20"/>
-        </w:rPr>
-        <w:t>(</w:t>
-      </w:r>
-      <w:proofErr w:type="gramEnd"/>
-      <w:r>
-        <w:rPr>
-          <w:rFonts w:ascii="Courier New" w:eastAsia="Times New Roman" w:hAnsi="Courier New" w:cs="Courier New"/>
-          <w:sz w:val="20"/>
-          <w:szCs w:val="20"/>
-        </w:rPr>
-        <w:t>&amp;start, NULL); \</w:t>
+      <w:r>
+        <w:rPr>
+          <w:rFonts w:ascii="Courier New" w:eastAsia="Times New Roman" w:hAnsi="Courier New" w:cs="Courier New"/>
+          <w:sz w:val="20"/>
+          <w:szCs w:val="20"/>
+        </w:rPr>
+        <w:t>gettimeofday(&amp;start, NULL); \</w:t>
       </w:r>
     </w:p>
     <w:p>
@@ -1430,33 +1351,13 @@
           <w:szCs w:val="20"/>
         </w:rPr>
       </w:pPr>
-      <w:proofErr w:type="spellStart"/>
-      <w:proofErr w:type="gramStart"/>
-      <w:r>
-        <w:rPr>
-          <w:rFonts w:ascii="Courier New" w:eastAsia="Times New Roman" w:hAnsi="Courier New" w:cs="Courier New"/>
-          <w:sz w:val="20"/>
-          <w:szCs w:val="20"/>
-        </w:rPr>
-        <w:t>gettimeofday</w:t>
-      </w:r>
-      <w:proofErr w:type="spellEnd"/>
-      <w:r>
-        <w:rPr>
-          <w:rFonts w:ascii="Courier New" w:eastAsia="Times New Roman" w:hAnsi="Courier New" w:cs="Courier New"/>
-          <w:sz w:val="20"/>
-          <w:szCs w:val="20"/>
-        </w:rPr>
-        <w:t>(</w:t>
-      </w:r>
-      <w:proofErr w:type="gramEnd"/>
-      <w:r>
-        <w:rPr>
-          <w:rFonts w:ascii="Courier New" w:eastAsia="Times New Roman" w:hAnsi="Courier New" w:cs="Courier New"/>
-          <w:sz w:val="20"/>
-          <w:szCs w:val="20"/>
-        </w:rPr>
-        <w:t>&amp;end, NULL);\</w:t>
+      <w:r>
+        <w:rPr>
+          <w:rFonts w:ascii="Courier New" w:eastAsia="Times New Roman" w:hAnsi="Courier New" w:cs="Courier New"/>
+          <w:sz w:val="20"/>
+          <w:szCs w:val="20"/>
+        </w:rPr>
+        <w:t>gettimeofday(&amp;end, NULL);\</w:t>
       </w:r>
     </w:p>
     <w:p>
@@ -1486,59 +1387,13 @@
           <w:szCs w:val="20"/>
         </w:rPr>
       </w:pPr>
-      <w:proofErr w:type="spellStart"/>
-      <w:r>
-        <w:rPr>
-          <w:rFonts w:ascii="Courier New" w:eastAsia="Times New Roman" w:hAnsi="Courier New" w:cs="Courier New"/>
-          <w:sz w:val="20"/>
-          <w:szCs w:val="20"/>
-        </w:rPr>
-        <w:t>cout</w:t>
-      </w:r>
-      <w:proofErr w:type="spellEnd"/>
-      <w:r>
-        <w:rPr>
-          <w:rFonts w:ascii="Courier New" w:eastAsia="Times New Roman" w:hAnsi="Courier New" w:cs="Courier New"/>
-          <w:sz w:val="20"/>
-          <w:szCs w:val="20"/>
-        </w:rPr>
-        <w:t xml:space="preserve"> &lt;&lt; "Time: " &lt;&lt; </w:t>
-      </w:r>
-      <w:proofErr w:type="spellStart"/>
-      <w:r>
-        <w:rPr>
-          <w:rFonts w:ascii="Courier New" w:eastAsia="Times New Roman" w:hAnsi="Courier New" w:cs="Courier New"/>
-          <w:sz w:val="20"/>
-          <w:szCs w:val="20"/>
-        </w:rPr>
-        <w:t>end.tv_usec</w:t>
-      </w:r>
-      <w:proofErr w:type="spellEnd"/>
-      <w:r>
-        <w:rPr>
-          <w:rFonts w:ascii="Courier New" w:eastAsia="Times New Roman" w:hAnsi="Courier New" w:cs="Courier New"/>
-          <w:sz w:val="20"/>
-          <w:szCs w:val="20"/>
-        </w:rPr>
-        <w:t xml:space="preserve"> - </w:t>
-      </w:r>
-      <w:proofErr w:type="spellStart"/>
-      <w:r>
-        <w:rPr>
-          <w:rFonts w:ascii="Courier New" w:eastAsia="Times New Roman" w:hAnsi="Courier New" w:cs="Courier New"/>
-          <w:sz w:val="20"/>
-          <w:szCs w:val="20"/>
-        </w:rPr>
-        <w:t>start.tv_usec</w:t>
-      </w:r>
-      <w:proofErr w:type="spellEnd"/>
-      <w:r>
-        <w:rPr>
-          <w:rFonts w:ascii="Courier New" w:eastAsia="Times New Roman" w:hAnsi="Courier New" w:cs="Courier New"/>
-          <w:sz w:val="20"/>
-          <w:szCs w:val="20"/>
-        </w:rPr>
-        <w:t xml:space="preserve"> &lt;&lt; " nanoseconds\n";</w:t>
+      <w:r>
+        <w:rPr>
+          <w:rFonts w:ascii="Courier New" w:eastAsia="Times New Roman" w:hAnsi="Courier New" w:cs="Courier New"/>
+          <w:sz w:val="20"/>
+          <w:szCs w:val="20"/>
+        </w:rPr>
+        <w:t>cout &lt;&lt; "Time: " &lt;&lt; end.tv_usec - start.tv_usec &lt;&lt; " nanoseconds\n";</w:t>
       </w:r>
     </w:p>
     <w:p>
@@ -2221,7 +2076,6 @@
         </w:rPr>
         <w:t>на каждом шагу сравниваются два соседних |x</w:t>
       </w:r>
-      <w:proofErr w:type="spellStart"/>
       <w:r>
         <w:rPr>
           <w:rFonts w:ascii="Times New Roman" w:hAnsi="Times New Roman" w:cs="Times New Roman"/>
@@ -2232,7 +2086,6 @@
         </w:rPr>
         <w:t>i</w:t>
       </w:r>
-      <w:proofErr w:type="spellEnd"/>
       <w:r>
         <w:rPr>
           <w:rFonts w:ascii="Times New Roman" w:hAnsi="Times New Roman" w:cs="Times New Roman"/>
@@ -2263,7 +2116,6 @@
         </w:rPr>
         <w:t xml:space="preserve"> x</w:t>
       </w:r>
-      <w:proofErr w:type="spellStart"/>
       <w:r>
         <w:rPr>
           <w:rFonts w:ascii="Times New Roman" w:hAnsi="Times New Roman" w:cs="Times New Roman"/>
@@ -2274,7 +2126,6 @@
         </w:rPr>
         <w:t>i</w:t>
       </w:r>
-      <w:proofErr w:type="spellEnd"/>
       <w:r>
         <w:rPr>
           <w:rFonts w:ascii="Times New Roman" w:hAnsi="Times New Roman" w:cs="Times New Roman"/>
@@ -2357,7 +2208,6 @@
         </w:rPr>
         <w:t>, и при |x</w:t>
       </w:r>
-      <w:proofErr w:type="spellStart"/>
       <w:r>
         <w:rPr>
           <w:rFonts w:ascii="Times New Roman" w:hAnsi="Times New Roman" w:cs="Times New Roman"/>
@@ -2368,7 +2218,6 @@
         </w:rPr>
         <w:t>i</w:t>
       </w:r>
-      <w:proofErr w:type="spellEnd"/>
       <w:r>
         <w:rPr>
           <w:rFonts w:ascii="Times New Roman" w:hAnsi="Times New Roman" w:cs="Times New Roman"/>
@@ -2379,7 +2228,6 @@
         </w:rPr>
         <w:t>- x</w:t>
       </w:r>
-      <w:proofErr w:type="spellStart"/>
       <w:r>
         <w:rPr>
           <w:rFonts w:ascii="Times New Roman" w:hAnsi="Times New Roman" w:cs="Times New Roman"/>
@@ -2390,7 +2238,6 @@
         </w:rPr>
         <w:t>i</w:t>
       </w:r>
-      <w:proofErr w:type="spellEnd"/>
       <w:r>
         <w:rPr>
           <w:rFonts w:ascii="Times New Roman" w:hAnsi="Times New Roman" w:cs="Times New Roman"/>
@@ -2492,7 +2339,6 @@
         </w:rPr>
         <w:t>x</w:t>
       </w:r>
-      <w:proofErr w:type="spellStart"/>
       <w:r>
         <w:rPr>
           <w:rFonts w:ascii="Times New Roman" w:hAnsi="Times New Roman" w:cs="Times New Roman"/>
@@ -2503,7 +2349,6 @@
         </w:rPr>
         <w:t>i</w:t>
       </w:r>
-      <w:proofErr w:type="spellEnd"/>
       <w:r>
         <w:rPr>
           <w:rFonts w:ascii="Times New Roman" w:hAnsi="Times New Roman" w:cs="Times New Roman"/>
@@ -2566,7 +2411,6 @@
           <w:iCs/>
           <w:sz w:val="28"/>
           <w:szCs w:val="28"/>
-          <w:lang w:val="ru-RU"/>
         </w:rPr>
       </w:pPr>
       <w:r>
@@ -2578,7 +2422,26 @@
           <w:lang w:val="ru-RU"/>
         </w:rPr>
         <w:lastRenderedPageBreak/>
-        <w:t>БЛОК-СХЕМА</w:t>
+        <w:t>БЛОК</w:t>
+      </w:r>
+      <w:r>
+        <w:rPr>
+          <w:rFonts w:ascii="Times New Roman" w:hAnsi="Times New Roman" w:cs="Times New Roman"/>
+          <w:iCs/>
+          <w:sz w:val="28"/>
+          <w:szCs w:val="28"/>
+        </w:rPr>
+        <w:t>-</w:t>
+      </w:r>
+      <w:r>
+        <w:rPr>
+          <w:rFonts w:ascii="Times New Roman" w:hAnsi="Times New Roman" w:cs="Times New Roman"/>
+          <w:iCs/>
+          <w:sz w:val="28"/>
+          <w:szCs w:val="28"/>
+          <w:lang w:val="ru-RU"/>
+        </w:rPr>
+        <w:t>СХЕМА</w:t>
       </w:r>
     </w:p>
     <w:p>
@@ -2664,16 +2527,14 @@
           <w:iCs/>
           <w:sz w:val="28"/>
           <w:szCs w:val="28"/>
-          <w:lang w:val="ru-RU"/>
-        </w:rPr>
-      </w:pPr>
-      <w:r>
-        <w:rPr>
-          <w:rFonts w:ascii="Times New Roman" w:hAnsi="Times New Roman" w:cs="Times New Roman"/>
-          <w:iCs/>
-          <w:sz w:val="28"/>
-          <w:szCs w:val="28"/>
-          <w:lang w:val="ru-RU"/>
+        </w:rPr>
+      </w:pPr>
+      <w:r>
+        <w:rPr>
+          <w:rFonts w:ascii="Times New Roman" w:hAnsi="Times New Roman" w:cs="Times New Roman"/>
+          <w:iCs/>
+          <w:sz w:val="28"/>
+          <w:szCs w:val="28"/>
         </w:rPr>
         <w:br w:type="page"/>
       </w:r>
@@ -2770,25 +2631,7 @@
           <w:sz w:val="20"/>
           <w:szCs w:val="20"/>
         </w:rPr>
-        <w:t>#include &lt;</w:t>
-      </w:r>
-      <w:proofErr w:type="spellStart"/>
-      <w:r>
-        <w:rPr>
-          <w:rFonts w:ascii="Courier New" w:eastAsia="Times New Roman" w:hAnsi="Courier New" w:cs="Courier New"/>
-          <w:sz w:val="20"/>
-          <w:szCs w:val="20"/>
-        </w:rPr>
-        <w:t>cmath</w:t>
-      </w:r>
-      <w:proofErr w:type="spellEnd"/>
-      <w:r>
-        <w:rPr>
-          <w:rFonts w:ascii="Courier New" w:eastAsia="Times New Roman" w:hAnsi="Courier New" w:cs="Courier New"/>
-          <w:sz w:val="20"/>
-          <w:szCs w:val="20"/>
-        </w:rPr>
-        <w:t>&gt;</w:t>
+        <w:t>#include &lt;cmath&gt;</w:t>
       </w:r>
     </w:p>
     <w:p>
@@ -2824,25 +2667,7 @@
           <w:sz w:val="20"/>
           <w:szCs w:val="20"/>
         </w:rPr>
-        <w:t>#include &lt;</w:t>
-      </w:r>
-      <w:proofErr w:type="spellStart"/>
-      <w:r>
-        <w:rPr>
-          <w:rFonts w:ascii="Courier New" w:eastAsia="Times New Roman" w:hAnsi="Courier New" w:cs="Courier New"/>
-          <w:sz w:val="20"/>
-          <w:szCs w:val="20"/>
-        </w:rPr>
-        <w:t>iomanip</w:t>
-      </w:r>
-      <w:proofErr w:type="spellEnd"/>
-      <w:r>
-        <w:rPr>
-          <w:rFonts w:ascii="Courier New" w:eastAsia="Times New Roman" w:hAnsi="Courier New" w:cs="Courier New"/>
-          <w:sz w:val="20"/>
-          <w:szCs w:val="20"/>
-        </w:rPr>
-        <w:t>&gt;</w:t>
+        <w:t>#include &lt;iomanip&gt;</w:t>
       </w:r>
     </w:p>
     <w:p>
@@ -2878,25 +2703,7 @@
           <w:sz w:val="20"/>
           <w:szCs w:val="20"/>
         </w:rPr>
-        <w:t>#include "</w:t>
-      </w:r>
-      <w:proofErr w:type="spellStart"/>
-      <w:r>
-        <w:rPr>
-          <w:rFonts w:ascii="Courier New" w:eastAsia="Times New Roman" w:hAnsi="Courier New" w:cs="Courier New"/>
-          <w:sz w:val="20"/>
-          <w:szCs w:val="20"/>
-        </w:rPr>
-        <w:t>timer.h</w:t>
-      </w:r>
-      <w:proofErr w:type="spellEnd"/>
-      <w:r>
-        <w:rPr>
-          <w:rFonts w:ascii="Courier New" w:eastAsia="Times New Roman" w:hAnsi="Courier New" w:cs="Courier New"/>
-          <w:sz w:val="20"/>
-          <w:szCs w:val="20"/>
-        </w:rPr>
-        <w:t>"</w:t>
+        <w:t>#include "timer.h"</w:t>
       </w:r>
     </w:p>
     <w:p>
@@ -3026,7 +2833,6 @@
         </w:rPr>
         <w:t xml:space="preserve"> </w:t>
       </w:r>
-      <w:proofErr w:type="gramStart"/>
       <w:r>
         <w:rPr>
           <w:rFonts w:ascii="Courier New" w:eastAsia="Times New Roman" w:hAnsi="Courier New" w:cs="Courier New"/>
@@ -3045,7 +2851,6 @@
         </w:rPr>
         <w:t>(</w:t>
       </w:r>
-      <w:proofErr w:type="gramEnd"/>
       <w:r>
         <w:rPr>
           <w:rFonts w:ascii="Courier New" w:eastAsia="Times New Roman" w:hAnsi="Courier New" w:cs="Courier New"/>
@@ -3134,18 +2939,8 @@
           <w:sz w:val="20"/>
           <w:szCs w:val="20"/>
         </w:rPr>
-        <w:t xml:space="preserve"> + </w:t>
-      </w:r>
-      <w:proofErr w:type="gramStart"/>
-      <w:r>
-        <w:rPr>
-          <w:rFonts w:ascii="Courier New" w:eastAsia="Times New Roman" w:hAnsi="Courier New" w:cs="Courier New"/>
-          <w:sz w:val="20"/>
-          <w:szCs w:val="20"/>
-        </w:rPr>
-        <w:t>sin(</w:t>
-      </w:r>
-      <w:proofErr w:type="gramEnd"/>
+        <w:t xml:space="preserve"> + sin(</w:t>
+      </w:r>
       <w:r>
         <w:rPr>
           <w:rFonts w:ascii="Courier New" w:eastAsia="Times New Roman" w:hAnsi="Courier New" w:cs="Courier New"/>
@@ -3408,25 +3203,7 @@
           <w:sz w:val="20"/>
           <w:szCs w:val="20"/>
         </w:rPr>
-        <w:t xml:space="preserve"> </w:t>
-      </w:r>
-      <w:proofErr w:type="spellStart"/>
-      <w:r>
-        <w:rPr>
-          <w:rFonts w:ascii="Courier New" w:eastAsia="Times New Roman" w:hAnsi="Courier New" w:cs="Courier New"/>
-          <w:sz w:val="20"/>
-          <w:szCs w:val="20"/>
-        </w:rPr>
-        <w:t>i</w:t>
-      </w:r>
-      <w:proofErr w:type="spellEnd"/>
-      <w:r>
-        <w:rPr>
-          <w:rFonts w:ascii="Courier New" w:eastAsia="Times New Roman" w:hAnsi="Courier New" w:cs="Courier New"/>
-          <w:sz w:val="20"/>
-          <w:szCs w:val="20"/>
-        </w:rPr>
-        <w:t xml:space="preserve"> = </w:t>
+        <w:t xml:space="preserve"> i = </w:t>
       </w:r>
       <w:r>
         <w:rPr>
@@ -3492,7 +3269,6 @@
         </w:rPr>
         <w:t xml:space="preserve"> </w:t>
       </w:r>
-      <w:proofErr w:type="gramStart"/>
       <w:r>
         <w:rPr>
           <w:rFonts w:ascii="Courier New" w:eastAsia="Times New Roman" w:hAnsi="Courier New" w:cs="Courier New"/>
@@ -3509,16 +3285,7 @@
           <w:sz w:val="20"/>
           <w:szCs w:val="20"/>
         </w:rPr>
-        <w:t>(</w:t>
-      </w:r>
-      <w:proofErr w:type="gramEnd"/>
-      <w:r>
-        <w:rPr>
-          <w:rFonts w:ascii="Courier New" w:eastAsia="Times New Roman" w:hAnsi="Courier New" w:cs="Courier New"/>
-          <w:sz w:val="20"/>
-          <w:szCs w:val="20"/>
-        </w:rPr>
-        <w:t>) {</w:t>
+        <w:t>() {</w:t>
       </w:r>
     </w:p>
     <w:p>
@@ -3554,18 +3321,8 @@
           <w:sz w:val="20"/>
           <w:szCs w:val="20"/>
         </w:rPr>
-        <w:t xml:space="preserve">    </w:t>
-      </w:r>
-      <w:proofErr w:type="gramStart"/>
-      <w:r>
-        <w:rPr>
-          <w:rFonts w:ascii="Courier New" w:eastAsia="Times New Roman" w:hAnsi="Courier New" w:cs="Courier New"/>
-          <w:sz w:val="20"/>
-          <w:szCs w:val="20"/>
-        </w:rPr>
-        <w:t>TIMER(</w:t>
-      </w:r>
-      <w:proofErr w:type="gramEnd"/>
+        <w:t xml:space="preserve">    TIMER(</w:t>
+      </w:r>
     </w:p>
     <w:p>
       <w:pPr>
@@ -3618,25 +3375,7 @@
           <w:sz w:val="20"/>
           <w:szCs w:val="20"/>
         </w:rPr>
-        <w:t xml:space="preserve"> (</w:t>
-      </w:r>
-      <w:proofErr w:type="gramStart"/>
-      <w:r>
-        <w:rPr>
-          <w:rFonts w:ascii="Courier New" w:eastAsia="Times New Roman" w:hAnsi="Courier New" w:cs="Courier New"/>
-          <w:sz w:val="20"/>
-          <w:szCs w:val="20"/>
-        </w:rPr>
-        <w:t>abs(</w:t>
-      </w:r>
-      <w:proofErr w:type="gramEnd"/>
-      <w:r>
-        <w:rPr>
-          <w:rFonts w:ascii="Courier New" w:eastAsia="Times New Roman" w:hAnsi="Courier New" w:cs="Courier New"/>
-          <w:sz w:val="20"/>
-          <w:szCs w:val="20"/>
-        </w:rPr>
-        <w:t>a - b) &gt; eps) {</w:t>
+        <w:t xml:space="preserve"> (abs(a - b) &gt; eps) {</w:t>
       </w:r>
     </w:p>
     <w:p>
@@ -3960,46 +3699,8 @@
           <w:sz w:val="20"/>
           <w:szCs w:val="20"/>
         </w:rPr>
-        <w:t xml:space="preserve">        </w:t>
-      </w:r>
-      <w:proofErr w:type="spellStart"/>
-      <w:r>
-        <w:rPr>
-          <w:rFonts w:ascii="Courier New" w:eastAsia="Times New Roman" w:hAnsi="Courier New" w:cs="Courier New"/>
-          <w:sz w:val="20"/>
-          <w:szCs w:val="20"/>
-        </w:rPr>
-        <w:t>cout</w:t>
-      </w:r>
-      <w:proofErr w:type="spellEnd"/>
-      <w:r>
-        <w:rPr>
-          <w:rFonts w:ascii="Courier New" w:eastAsia="Times New Roman" w:hAnsi="Courier New" w:cs="Courier New"/>
-          <w:sz w:val="20"/>
-          <w:szCs w:val="20"/>
-        </w:rPr>
-        <w:t xml:space="preserve"> &lt;&lt; fixed &lt;&lt; </w:t>
-      </w:r>
-      <w:proofErr w:type="spellStart"/>
-      <w:proofErr w:type="gramStart"/>
-      <w:r>
-        <w:rPr>
-          <w:rFonts w:ascii="Courier New" w:eastAsia="Times New Roman" w:hAnsi="Courier New" w:cs="Courier New"/>
-          <w:sz w:val="20"/>
-          <w:szCs w:val="20"/>
-        </w:rPr>
-        <w:t>setprecision</w:t>
-      </w:r>
-      <w:proofErr w:type="spellEnd"/>
-      <w:r>
-        <w:rPr>
-          <w:rFonts w:ascii="Courier New" w:eastAsia="Times New Roman" w:hAnsi="Courier New" w:cs="Courier New"/>
-          <w:sz w:val="20"/>
-          <w:szCs w:val="20"/>
-        </w:rPr>
-        <w:t>(</w:t>
-      </w:r>
-      <w:proofErr w:type="gramEnd"/>
+        <w:t xml:space="preserve">        cout &lt;&lt; fixed &lt;&lt; setprecision(</w:t>
+      </w:r>
       <w:r>
         <w:rPr>
           <w:rFonts w:ascii="Courier New" w:eastAsia="Times New Roman" w:hAnsi="Courier New" w:cs="Courier New"/>
@@ -4033,18 +3734,8 @@
           <w:sz w:val="20"/>
           <w:szCs w:val="20"/>
         </w:rPr>
-        <w:t xml:space="preserve"> &lt;&lt; </w:t>
-      </w:r>
-      <w:proofErr w:type="spellStart"/>
-      <w:r>
-        <w:rPr>
-          <w:rFonts w:ascii="Courier New" w:eastAsia="Times New Roman" w:hAnsi="Courier New" w:cs="Courier New"/>
-          <w:sz w:val="20"/>
-          <w:szCs w:val="20"/>
-        </w:rPr>
-        <w:t>i</w:t>
-      </w:r>
-      <w:proofErr w:type="spellEnd"/>
+        <w:t xml:space="preserve"> &lt;&lt; i</w:t>
+      </w:r>
     </w:p>
     <w:p>
       <w:pPr>
@@ -4132,25 +3823,7 @@
           <w:sz w:val="20"/>
           <w:szCs w:val="20"/>
         </w:rPr>
-        <w:t xml:space="preserve">        </w:t>
-      </w:r>
-      <w:proofErr w:type="spellStart"/>
-      <w:r>
-        <w:rPr>
-          <w:rFonts w:ascii="Courier New" w:eastAsia="Times New Roman" w:hAnsi="Courier New" w:cs="Courier New"/>
-          <w:sz w:val="20"/>
-          <w:szCs w:val="20"/>
-        </w:rPr>
-        <w:t>i</w:t>
-      </w:r>
-      <w:proofErr w:type="spellEnd"/>
-      <w:r>
-        <w:rPr>
-          <w:rFonts w:ascii="Courier New" w:eastAsia="Times New Roman" w:hAnsi="Courier New" w:cs="Courier New"/>
-          <w:sz w:val="20"/>
-          <w:szCs w:val="20"/>
-        </w:rPr>
-        <w:t>++;</w:t>
+        <w:t xml:space="preserve">        i++;</w:t>
       </w:r>
     </w:p>
     <w:p>
@@ -4222,46 +3895,8 @@
           <w:sz w:val="20"/>
           <w:szCs w:val="20"/>
         </w:rPr>
-        <w:t xml:space="preserve">    </w:t>
-      </w:r>
-      <w:proofErr w:type="spellStart"/>
-      <w:r>
-        <w:rPr>
-          <w:rFonts w:ascii="Courier New" w:eastAsia="Times New Roman" w:hAnsi="Courier New" w:cs="Courier New"/>
-          <w:sz w:val="20"/>
-          <w:szCs w:val="20"/>
-        </w:rPr>
-        <w:t>cout</w:t>
-      </w:r>
-      <w:proofErr w:type="spellEnd"/>
-      <w:r>
-        <w:rPr>
-          <w:rFonts w:ascii="Courier New" w:eastAsia="Times New Roman" w:hAnsi="Courier New" w:cs="Courier New"/>
-          <w:sz w:val="20"/>
-          <w:szCs w:val="20"/>
-        </w:rPr>
-        <w:t xml:space="preserve"> &lt;&lt; fixed &lt;&lt; </w:t>
-      </w:r>
-      <w:proofErr w:type="spellStart"/>
-      <w:proofErr w:type="gramStart"/>
-      <w:r>
-        <w:rPr>
-          <w:rFonts w:ascii="Courier New" w:eastAsia="Times New Roman" w:hAnsi="Courier New" w:cs="Courier New"/>
-          <w:sz w:val="20"/>
-          <w:szCs w:val="20"/>
-        </w:rPr>
-        <w:t>setprecision</w:t>
-      </w:r>
-      <w:proofErr w:type="spellEnd"/>
-      <w:r>
-        <w:rPr>
-          <w:rFonts w:ascii="Courier New" w:eastAsia="Times New Roman" w:hAnsi="Courier New" w:cs="Courier New"/>
-          <w:sz w:val="20"/>
-          <w:szCs w:val="20"/>
-        </w:rPr>
-        <w:t>(</w:t>
-      </w:r>
-      <w:proofErr w:type="gramEnd"/>
+        <w:t xml:space="preserve">    cout &lt;&lt; fixed &lt;&lt; setprecision(</w:t>
+      </w:r>
       <w:r>
         <w:rPr>
           <w:rFonts w:ascii="Courier New" w:eastAsia="Times New Roman" w:hAnsi="Courier New" w:cs="Courier New"/>
@@ -4306,15 +3941,25 @@
           <w:rFonts w:ascii="Courier New" w:eastAsia="Times New Roman" w:hAnsi="Courier New" w:cs="Courier New"/>
           <w:sz w:val="20"/>
           <w:szCs w:val="20"/>
-        </w:rPr>
-      </w:pPr>
-      <w:r>
-        <w:rPr>
-          <w:rFonts w:ascii="Courier New" w:eastAsia="Times New Roman" w:hAnsi="Courier New" w:cs="Courier New"/>
-          <w:sz w:val="20"/>
-          <w:szCs w:val="20"/>
-        </w:rPr>
-        <w:t xml:space="preserve">    )</w:t>
+          <w:lang w:val="ru-RU"/>
+        </w:rPr>
+      </w:pPr>
+      <w:r>
+        <w:rPr>
+          <w:rFonts w:ascii="Courier New" w:eastAsia="Times New Roman" w:hAnsi="Courier New" w:cs="Courier New"/>
+          <w:sz w:val="20"/>
+          <w:szCs w:val="20"/>
+        </w:rPr>
+        <w:t xml:space="preserve">    </w:t>
+      </w:r>
+      <w:r>
+        <w:rPr>
+          <w:rFonts w:ascii="Courier New" w:eastAsia="Times New Roman" w:hAnsi="Courier New" w:cs="Courier New"/>
+          <w:sz w:val="20"/>
+          <w:szCs w:val="20"/>
+          <w:lang w:val="ru-RU"/>
+        </w:rPr>
+        <w:t>)</w:t>
       </w:r>
     </w:p>
     <w:p>
@@ -4342,13 +3987,15 @@
           <w:rFonts w:ascii="Courier New" w:eastAsia="Times New Roman" w:hAnsi="Courier New" w:cs="Courier New"/>
           <w:sz w:val="20"/>
           <w:szCs w:val="20"/>
-        </w:rPr>
-      </w:pPr>
-      <w:r>
-        <w:rPr>
-          <w:rFonts w:ascii="Courier New" w:eastAsia="Times New Roman" w:hAnsi="Courier New" w:cs="Courier New"/>
-          <w:sz w:val="20"/>
-          <w:szCs w:val="20"/>
+          <w:lang w:val="ru-RU"/>
+        </w:rPr>
+      </w:pPr>
+      <w:r>
+        <w:rPr>
+          <w:rFonts w:ascii="Courier New" w:eastAsia="Times New Roman" w:hAnsi="Courier New" w:cs="Courier New"/>
+          <w:sz w:val="20"/>
+          <w:szCs w:val="20"/>
+          <w:lang w:val="ru-RU"/>
         </w:rPr>
         <w:t>}</w:t>
       </w:r>
@@ -5607,6 +5254,7 @@
           <w:rFonts w:ascii="Courier New" w:eastAsia="Times New Roman" w:hAnsi="Courier New" w:cs="Courier New"/>
           <w:sz w:val="20"/>
           <w:szCs w:val="20"/>
+          <w:lang w:val="ru-RU"/>
         </w:rPr>
       </w:pPr>
       <w:r>
@@ -5624,6 +5272,7 @@
           <w:rFonts w:ascii="Courier New" w:eastAsia="Times New Roman" w:hAnsi="Courier New" w:cs="Courier New"/>
           <w:sz w:val="20"/>
           <w:szCs w:val="20"/>
+          <w:lang w:val="ru-RU"/>
         </w:rPr>
         <w:t xml:space="preserve">: </w:t>
       </w:r>
@@ -5634,6 +5283,7 @@
           <w:bCs/>
           <w:sz w:val="20"/>
           <w:szCs w:val="20"/>
+          <w:lang w:val="ru-RU"/>
         </w:rPr>
         <w:t>17</w:t>
       </w:r>
@@ -5642,16 +5292,35 @@
           <w:rFonts w:ascii="Courier New" w:eastAsia="Times New Roman" w:hAnsi="Courier New" w:cs="Courier New"/>
           <w:sz w:val="20"/>
           <w:szCs w:val="20"/>
-        </w:rPr>
-        <w:t xml:space="preserve"> Value: </w:t>
-      </w:r>
-      <w:r>
-        <w:rPr>
-          <w:rFonts w:ascii="Courier New" w:eastAsia="Times New Roman" w:hAnsi="Courier New" w:cs="Courier New"/>
-          <w:b/>
-          <w:bCs/>
-          <w:sz w:val="20"/>
-          <w:szCs w:val="20"/>
+          <w:lang w:val="ru-RU"/>
+        </w:rPr>
+        <w:t xml:space="preserve"> </w:t>
+      </w:r>
+      <w:r>
+        <w:rPr>
+          <w:rFonts w:ascii="Courier New" w:eastAsia="Times New Roman" w:hAnsi="Courier New" w:cs="Courier New"/>
+          <w:sz w:val="20"/>
+          <w:szCs w:val="20"/>
+        </w:rPr>
+        <w:t>Value</w:t>
+      </w:r>
+      <w:r>
+        <w:rPr>
+          <w:rFonts w:ascii="Courier New" w:eastAsia="Times New Roman" w:hAnsi="Courier New" w:cs="Courier New"/>
+          <w:sz w:val="20"/>
+          <w:szCs w:val="20"/>
+          <w:lang w:val="ru-RU"/>
+        </w:rPr>
+        <w:t xml:space="preserve">: </w:t>
+      </w:r>
+      <w:r>
+        <w:rPr>
+          <w:rFonts w:ascii="Courier New" w:eastAsia="Times New Roman" w:hAnsi="Courier New" w:cs="Courier New"/>
+          <w:b/>
+          <w:bCs/>
+          <w:sz w:val="20"/>
+          <w:szCs w:val="20"/>
+          <w:lang w:val="ru-RU"/>
         </w:rPr>
         <w:t>1.3077</w:t>
       </w:r>
@@ -5681,15 +5350,17 @@
           <w:rFonts w:ascii="Courier New" w:eastAsia="Times New Roman" w:hAnsi="Courier New" w:cs="Courier New"/>
           <w:sz w:val="20"/>
           <w:szCs w:val="20"/>
-        </w:rPr>
-      </w:pPr>
-      <w:r>
-        <w:rPr>
-          <w:rFonts w:ascii="Courier New" w:eastAsia="Times New Roman" w:hAnsi="Courier New" w:cs="Courier New"/>
-          <w:b/>
-          <w:bCs/>
-          <w:sz w:val="20"/>
-          <w:szCs w:val="20"/>
+          <w:lang w:val="ru-RU"/>
+        </w:rPr>
+      </w:pPr>
+      <w:r>
+        <w:rPr>
+          <w:rFonts w:ascii="Courier New" w:eastAsia="Times New Roman" w:hAnsi="Courier New" w:cs="Courier New"/>
+          <w:b/>
+          <w:bCs/>
+          <w:sz w:val="20"/>
+          <w:szCs w:val="20"/>
+          <w:lang w:val="ru-RU"/>
         </w:rPr>
         <w:t>1.3077</w:t>
       </w:r>
@@ -5719,6 +5390,7 @@
           <w:rFonts w:ascii="Courier New" w:eastAsia="Times New Roman" w:hAnsi="Courier New" w:cs="Courier New"/>
           <w:sz w:val="20"/>
           <w:szCs w:val="20"/>
+          <w:lang w:val="ru-RU"/>
         </w:rPr>
       </w:pPr>
       <w:r>
@@ -5736,6 +5408,7 @@
           <w:rFonts w:ascii="Courier New" w:eastAsia="Times New Roman" w:hAnsi="Courier New" w:cs="Courier New"/>
           <w:sz w:val="20"/>
           <w:szCs w:val="20"/>
+          <w:lang w:val="ru-RU"/>
         </w:rPr>
         <w:t xml:space="preserve">: </w:t>
       </w:r>
@@ -5746,6 +5419,7 @@
           <w:bCs/>
           <w:sz w:val="20"/>
           <w:szCs w:val="20"/>
+          <w:lang w:val="ru-RU"/>
         </w:rPr>
         <w:t>1</w:t>
       </w:r>
@@ -5765,8 +5439,17 @@
           <w:rFonts w:ascii="Courier New" w:eastAsia="Times New Roman" w:hAnsi="Courier New" w:cs="Courier New"/>
           <w:sz w:val="20"/>
           <w:szCs w:val="20"/>
-        </w:rPr>
-        <w:t xml:space="preserve"> nanoseconds</w:t>
+          <w:lang w:val="ru-RU"/>
+        </w:rPr>
+        <w:t xml:space="preserve"> </w:t>
+      </w:r>
+      <w:r>
+        <w:rPr>
+          <w:rFonts w:ascii="Courier New" w:eastAsia="Times New Roman" w:hAnsi="Courier New" w:cs="Courier New"/>
+          <w:sz w:val="20"/>
+          <w:szCs w:val="20"/>
+        </w:rPr>
+        <w:t>nanoseconds</w:t>
       </w:r>
     </w:p>
     <w:p>
@@ -5795,6 +5478,7 @@
           <w:rFonts w:ascii="Courier New" w:eastAsia="Times New Roman" w:hAnsi="Courier New" w:cs="Courier New"/>
           <w:sz w:val="20"/>
           <w:szCs w:val="20"/>
+          <w:lang w:val="ru-RU"/>
         </w:rPr>
       </w:pPr>
       <w:r>
@@ -5802,6 +5486,7 @@
           <w:rFonts w:ascii="Times New Roman" w:eastAsia="Times New Roman" w:hAnsi="Times New Roman" w:cs="Times New Roman"/>
           <w:sz w:val="28"/>
           <w:szCs w:val="28"/>
+          <w:lang w:val="ru-RU"/>
         </w:rPr>
         <w:tab/>
       </w:r>
@@ -5812,27 +5497,7 @@
           <w:szCs w:val="28"/>
           <w:lang w:val="ru-RU"/>
         </w:rPr>
-        <w:t xml:space="preserve">Исходя из выходных данных можно сделать вывод, что метод </w:t>
-      </w:r>
-      <w:proofErr w:type="spellStart"/>
-      <w:r>
-        <w:rPr>
-          <w:rFonts w:ascii="Times New Roman" w:eastAsia="Times New Roman" w:hAnsi="Times New Roman" w:cs="Times New Roman"/>
-          <w:sz w:val="28"/>
-          <w:szCs w:val="28"/>
-          <w:lang w:val="ru-RU"/>
-        </w:rPr>
-        <w:t>бисекции</w:t>
-      </w:r>
-      <w:proofErr w:type="spellEnd"/>
-      <w:r>
-        <w:rPr>
-          <w:rFonts w:ascii="Times New Roman" w:eastAsia="Times New Roman" w:hAnsi="Times New Roman" w:cs="Times New Roman"/>
-          <w:sz w:val="28"/>
-          <w:szCs w:val="28"/>
-          <w:lang w:val="ru-RU"/>
-        </w:rPr>
-        <w:t xml:space="preserve"> выполняется в течении 17 итераций и занимает время, приближенное к 15 миллисекундам.</w:t>
+        <w:t>Исходя из выходных данных можно сделать вывод, что метод бисекции выполняется в течении 17 итераций и занимает время, приближенное к 15 миллисекундам.</w:t>
       </w:r>
     </w:p>
     <w:p>
@@ -6607,16 +6272,7 @@
               <w:szCs w:val="28"/>
               <w:lang w:val="ru-RU"/>
             </w:rPr>
-            <m:t>λ</m:t>
-          </m:r>
-          <m:r>
-            <w:rPr>
-              <w:rFonts w:ascii="Cambria Math" w:hAnsi="Cambria Math" w:cs="Times New Roman"/>
-              <w:sz w:val="28"/>
-              <w:szCs w:val="28"/>
-              <w:lang w:val="ru-RU"/>
-            </w:rPr>
-            <m:t>=</m:t>
+            <m:t>λ=</m:t>
           </m:r>
           <m:f>
             <m:fPr>
@@ -6763,27 +6419,7 @@
           <w:szCs w:val="28"/>
           <w:lang w:val="ru-RU"/>
         </w:rPr>
-        <w:t xml:space="preserve">Итоговое уравнение для </w:t>
-      </w:r>
-      <w:r>
-        <w:rPr>
-          <w:rFonts w:ascii="Times New Roman" w:eastAsiaTheme="minorEastAsia" w:hAnsi="Times New Roman" w:cs="Times New Roman"/>
-          <w:iCs/>
-          <w:sz w:val="28"/>
-          <w:szCs w:val="28"/>
-          <w:lang w:val="ru-RU"/>
-        </w:rPr>
-        <w:t>φ</w:t>
-      </w:r>
-      <w:r>
-        <w:rPr>
-          <w:rFonts w:ascii="Times New Roman" w:eastAsiaTheme="minorEastAsia" w:hAnsi="Times New Roman" w:cs="Times New Roman"/>
-          <w:iCs/>
-          <w:sz w:val="28"/>
-          <w:szCs w:val="28"/>
-          <w:lang w:val="ru-RU"/>
-        </w:rPr>
-        <w:t>(</w:t>
+        <w:t>Итоговое уравнение для φ(</w:t>
       </w:r>
       <w:r>
         <w:rPr>
@@ -6868,16 +6504,7 @@
               <w:szCs w:val="28"/>
               <w:lang w:val="ru-RU"/>
             </w:rPr>
-            <m:t xml:space="preserve">x-2+sin </m:t>
-          </m:r>
-          <m:r>
-            <w:rPr>
-              <w:rFonts w:ascii="Cambria Math" w:hAnsi="Cambria Math" w:cs="Times New Roman"/>
-              <w:sz w:val="28"/>
-              <w:szCs w:val="28"/>
-              <w:lang w:val="ru-RU"/>
-            </w:rPr>
-            <m:t>(</m:t>
+            <m:t>x-2+sin (</m:t>
           </m:r>
           <m:f>
             <m:fPr>
@@ -7095,27 +6722,7 @@
           <w:szCs w:val="28"/>
           <w:lang w:val="ru-RU"/>
         </w:rPr>
-        <w:t xml:space="preserve"> = </w:t>
-      </w:r>
-      <w:r>
-        <w:rPr>
-          <w:rFonts w:ascii="Times New Roman" w:eastAsiaTheme="minorEastAsia" w:hAnsi="Times New Roman" w:cs="Times New Roman"/>
-          <w:iCs/>
-          <w:sz w:val="28"/>
-          <w:szCs w:val="28"/>
-          <w:lang w:val="ru-RU"/>
-        </w:rPr>
-        <w:t>φ</w:t>
-      </w:r>
-      <w:r>
-        <w:rPr>
-          <w:rFonts w:ascii="Times New Roman" w:eastAsiaTheme="minorEastAsia" w:hAnsi="Times New Roman" w:cs="Times New Roman"/>
-          <w:iCs/>
-          <w:sz w:val="28"/>
-          <w:szCs w:val="28"/>
-          <w:lang w:val="ru-RU"/>
-        </w:rPr>
-        <w:t>(</w:t>
+        <w:t xml:space="preserve"> = φ(</w:t>
       </w:r>
       <w:r>
         <w:rPr>
@@ -7235,7 +6842,6 @@
         </w:rPr>
         <w:t>, на каждом шагу сравниваются два соседних |x</w:t>
       </w:r>
-      <w:proofErr w:type="spellStart"/>
       <w:r>
         <w:rPr>
           <w:rFonts w:ascii="Times New Roman" w:hAnsi="Times New Roman" w:cs="Times New Roman"/>
@@ -7246,7 +6852,6 @@
         </w:rPr>
         <w:t>i</w:t>
       </w:r>
-      <w:proofErr w:type="spellEnd"/>
       <w:r>
         <w:rPr>
           <w:rFonts w:ascii="Times New Roman" w:hAnsi="Times New Roman" w:cs="Times New Roman"/>
@@ -7257,7 +6862,6 @@
         </w:rPr>
         <w:t xml:space="preserve"> – x</w:t>
       </w:r>
-      <w:proofErr w:type="spellStart"/>
       <w:r>
         <w:rPr>
           <w:rFonts w:ascii="Times New Roman" w:hAnsi="Times New Roman" w:cs="Times New Roman"/>
@@ -7268,7 +6872,6 @@
         </w:rPr>
         <w:t>i</w:t>
       </w:r>
-      <w:proofErr w:type="spellEnd"/>
       <w:r>
         <w:rPr>
           <w:rFonts w:ascii="Times New Roman" w:hAnsi="Times New Roman" w:cs="Times New Roman"/>
@@ -7311,7 +6914,6 @@
         </w:rPr>
         <w:t>, и при |x</w:t>
       </w:r>
-      <w:proofErr w:type="spellStart"/>
       <w:r>
         <w:rPr>
           <w:rFonts w:ascii="Times New Roman" w:hAnsi="Times New Roman" w:cs="Times New Roman"/>
@@ -7322,7 +6924,6 @@
         </w:rPr>
         <w:t>i</w:t>
       </w:r>
-      <w:proofErr w:type="spellEnd"/>
       <w:r>
         <w:rPr>
           <w:rFonts w:ascii="Times New Roman" w:hAnsi="Times New Roman" w:cs="Times New Roman"/>
@@ -7333,7 +6934,6 @@
         </w:rPr>
         <w:t>- x</w:t>
       </w:r>
-      <w:proofErr w:type="spellStart"/>
       <w:r>
         <w:rPr>
           <w:rFonts w:ascii="Times New Roman" w:hAnsi="Times New Roman" w:cs="Times New Roman"/>
@@ -7344,7 +6944,6 @@
         </w:rPr>
         <w:t>i</w:t>
       </w:r>
-      <w:proofErr w:type="spellEnd"/>
       <w:r>
         <w:rPr>
           <w:rFonts w:ascii="Times New Roman" w:hAnsi="Times New Roman" w:cs="Times New Roman"/>
@@ -7366,7 +6965,6 @@
         </w:rPr>
         <w:t>| &lt;= ε эти корни попадают практически в одну точку, следовательно за искомый корень можно брать любой из них (например, x</w:t>
       </w:r>
-      <w:proofErr w:type="spellStart"/>
       <w:r>
         <w:rPr>
           <w:rFonts w:ascii="Times New Roman" w:hAnsi="Times New Roman" w:cs="Times New Roman"/>
@@ -7377,7 +6975,6 @@
         </w:rPr>
         <w:t>i</w:t>
       </w:r>
-      <w:proofErr w:type="spellEnd"/>
       <w:r>
         <w:rPr>
           <w:rFonts w:ascii="Times New Roman" w:hAnsi="Times New Roman" w:cs="Times New Roman"/>
@@ -7549,7 +7146,6 @@
           <w:iCs/>
           <w:sz w:val="28"/>
           <w:szCs w:val="28"/>
-          <w:lang w:val="ru-RU"/>
         </w:rPr>
       </w:pPr>
       <w:r>
@@ -7633,25 +7229,7 @@
           <w:sz w:val="20"/>
           <w:szCs w:val="20"/>
         </w:rPr>
-        <w:t>#include &lt;</w:t>
-      </w:r>
-      <w:proofErr w:type="spellStart"/>
-      <w:r>
-        <w:rPr>
-          <w:rFonts w:ascii="Courier New" w:eastAsia="Times New Roman" w:hAnsi="Courier New" w:cs="Courier New"/>
-          <w:sz w:val="20"/>
-          <w:szCs w:val="20"/>
-        </w:rPr>
-        <w:t>cmath</w:t>
-      </w:r>
-      <w:proofErr w:type="spellEnd"/>
-      <w:r>
-        <w:rPr>
-          <w:rFonts w:ascii="Courier New" w:eastAsia="Times New Roman" w:hAnsi="Courier New" w:cs="Courier New"/>
-          <w:sz w:val="20"/>
-          <w:szCs w:val="20"/>
-        </w:rPr>
-        <w:t>&gt;</w:t>
+        <w:t>#include &lt;cmath&gt;</w:t>
       </w:r>
     </w:p>
     <w:p>
@@ -7687,25 +7265,7 @@
           <w:sz w:val="20"/>
           <w:szCs w:val="20"/>
         </w:rPr>
-        <w:t>#include &lt;</w:t>
-      </w:r>
-      <w:proofErr w:type="spellStart"/>
-      <w:r>
-        <w:rPr>
-          <w:rFonts w:ascii="Courier New" w:eastAsia="Times New Roman" w:hAnsi="Courier New" w:cs="Courier New"/>
-          <w:sz w:val="20"/>
-          <w:szCs w:val="20"/>
-        </w:rPr>
-        <w:t>iomanip</w:t>
-      </w:r>
-      <w:proofErr w:type="spellEnd"/>
-      <w:r>
-        <w:rPr>
-          <w:rFonts w:ascii="Courier New" w:eastAsia="Times New Roman" w:hAnsi="Courier New" w:cs="Courier New"/>
-          <w:sz w:val="20"/>
-          <w:szCs w:val="20"/>
-        </w:rPr>
-        <w:t>&gt;</w:t>
+        <w:t>#include &lt;iomanip&gt;</w:t>
       </w:r>
     </w:p>
     <w:p>
@@ -7741,25 +7301,7 @@
           <w:sz w:val="20"/>
           <w:szCs w:val="20"/>
         </w:rPr>
-        <w:t>#include "</w:t>
-      </w:r>
-      <w:proofErr w:type="spellStart"/>
-      <w:r>
-        <w:rPr>
-          <w:rFonts w:ascii="Courier New" w:eastAsia="Times New Roman" w:hAnsi="Courier New" w:cs="Courier New"/>
-          <w:sz w:val="20"/>
-          <w:szCs w:val="20"/>
-        </w:rPr>
-        <w:t>timer.h</w:t>
-      </w:r>
-      <w:proofErr w:type="spellEnd"/>
-      <w:r>
-        <w:rPr>
-          <w:rFonts w:ascii="Courier New" w:eastAsia="Times New Roman" w:hAnsi="Courier New" w:cs="Courier New"/>
-          <w:sz w:val="20"/>
-          <w:szCs w:val="20"/>
-        </w:rPr>
-        <w:t>"</w:t>
+        <w:t>#include "timer.h"</w:t>
       </w:r>
     </w:p>
     <w:p>
@@ -8061,18 +7603,8 @@
           <w:sz w:val="20"/>
           <w:szCs w:val="20"/>
         </w:rPr>
-        <w:t xml:space="preserve"> - </w:t>
-      </w:r>
-      <w:proofErr w:type="gramStart"/>
-      <w:r>
-        <w:rPr>
-          <w:rFonts w:ascii="Courier New" w:eastAsia="Times New Roman" w:hAnsi="Courier New" w:cs="Courier New"/>
-          <w:sz w:val="20"/>
-          <w:szCs w:val="20"/>
-        </w:rPr>
-        <w:t>cos(</w:t>
-      </w:r>
-      <w:proofErr w:type="gramEnd"/>
+        <w:t xml:space="preserve"> - cos(</w:t>
+      </w:r>
       <w:r>
         <w:rPr>
           <w:rFonts w:ascii="Courier New" w:eastAsia="Times New Roman" w:hAnsi="Courier New" w:cs="Courier New"/>
@@ -8271,25 +7803,7 @@
           <w:sz w:val="20"/>
           <w:szCs w:val="20"/>
         </w:rPr>
-        <w:t xml:space="preserve"> </w:t>
-      </w:r>
-      <w:proofErr w:type="spellStart"/>
-      <w:r>
-        <w:rPr>
-          <w:rFonts w:ascii="Courier New" w:eastAsia="Times New Roman" w:hAnsi="Courier New" w:cs="Courier New"/>
-          <w:sz w:val="20"/>
-          <w:szCs w:val="20"/>
-        </w:rPr>
-        <w:t>i</w:t>
-      </w:r>
-      <w:proofErr w:type="spellEnd"/>
-      <w:r>
-        <w:rPr>
-          <w:rFonts w:ascii="Courier New" w:eastAsia="Times New Roman" w:hAnsi="Courier New" w:cs="Courier New"/>
-          <w:sz w:val="20"/>
-          <w:szCs w:val="20"/>
-        </w:rPr>
-        <w:t xml:space="preserve"> = </w:t>
+        <w:t xml:space="preserve"> i = </w:t>
       </w:r>
       <w:r>
         <w:rPr>
@@ -8383,7 +7897,6 @@
         </w:rPr>
         <w:t xml:space="preserve"> </w:t>
       </w:r>
-      <w:proofErr w:type="gramStart"/>
       <w:r>
         <w:rPr>
           <w:rFonts w:ascii="Courier New" w:eastAsia="Times New Roman" w:hAnsi="Courier New" w:cs="Courier New"/>
@@ -8402,7 +7915,6 @@
         </w:rPr>
         <w:t>(</w:t>
       </w:r>
-      <w:proofErr w:type="gramEnd"/>
       <w:r>
         <w:rPr>
           <w:rFonts w:ascii="Courier New" w:eastAsia="Times New Roman" w:hAnsi="Courier New" w:cs="Courier New"/>
@@ -8491,18 +8003,8 @@
           <w:sz w:val="20"/>
           <w:szCs w:val="20"/>
         </w:rPr>
-        <w:t xml:space="preserve"> + </w:t>
-      </w:r>
-      <w:proofErr w:type="gramStart"/>
-      <w:r>
-        <w:rPr>
-          <w:rFonts w:ascii="Courier New" w:eastAsia="Times New Roman" w:hAnsi="Courier New" w:cs="Courier New"/>
-          <w:sz w:val="20"/>
-          <w:szCs w:val="20"/>
-        </w:rPr>
-        <w:t>sin(</w:t>
-      </w:r>
-      <w:proofErr w:type="gramEnd"/>
+        <w:t xml:space="preserve"> + sin(</w:t>
+      </w:r>
       <w:r>
         <w:rPr>
           <w:rFonts w:ascii="Courier New" w:eastAsia="Times New Roman" w:hAnsi="Courier New" w:cs="Courier New"/>
@@ -8631,7 +8133,6 @@
         </w:rPr>
         <w:t xml:space="preserve"> </w:t>
       </w:r>
-      <w:proofErr w:type="gramStart"/>
       <w:r>
         <w:rPr>
           <w:rFonts w:ascii="Courier New" w:eastAsia="Times New Roman" w:hAnsi="Courier New" w:cs="Courier New"/>
@@ -8648,16 +8149,7 @@
           <w:sz w:val="20"/>
           <w:szCs w:val="20"/>
         </w:rPr>
-        <w:t>(</w:t>
-      </w:r>
-      <w:proofErr w:type="gramEnd"/>
-      <w:r>
-        <w:rPr>
-          <w:rFonts w:ascii="Courier New" w:eastAsia="Times New Roman" w:hAnsi="Courier New" w:cs="Courier New"/>
-          <w:sz w:val="20"/>
-          <w:szCs w:val="20"/>
-        </w:rPr>
-        <w:t>) {</w:t>
+        <w:t>() {</w:t>
       </w:r>
     </w:p>
     <w:p>
@@ -8693,18 +8185,8 @@
           <w:sz w:val="20"/>
           <w:szCs w:val="20"/>
         </w:rPr>
-        <w:t xml:space="preserve">    </w:t>
-      </w:r>
-      <w:proofErr w:type="gramStart"/>
-      <w:r>
-        <w:rPr>
-          <w:rFonts w:ascii="Courier New" w:eastAsia="Times New Roman" w:hAnsi="Courier New" w:cs="Courier New"/>
-          <w:sz w:val="20"/>
-          <w:szCs w:val="20"/>
-        </w:rPr>
-        <w:t>TIMER(</w:t>
-      </w:r>
-      <w:proofErr w:type="gramEnd"/>
+        <w:t xml:space="preserve">    TIMER(</w:t>
+      </w:r>
     </w:p>
     <w:p>
       <w:pPr>
@@ -8911,25 +8393,7 @@
           <w:sz w:val="20"/>
           <w:szCs w:val="20"/>
         </w:rPr>
-        <w:t xml:space="preserve"> (</w:t>
-      </w:r>
-      <w:proofErr w:type="gramStart"/>
-      <w:r>
-        <w:rPr>
-          <w:rFonts w:ascii="Courier New" w:eastAsia="Times New Roman" w:hAnsi="Courier New" w:cs="Courier New"/>
-          <w:sz w:val="20"/>
-          <w:szCs w:val="20"/>
-        </w:rPr>
-        <w:t>abs(</w:t>
-      </w:r>
-      <w:proofErr w:type="gramEnd"/>
-      <w:r>
-        <w:rPr>
-          <w:rFonts w:ascii="Courier New" w:eastAsia="Times New Roman" w:hAnsi="Courier New" w:cs="Courier New"/>
-          <w:sz w:val="20"/>
-          <w:szCs w:val="20"/>
-        </w:rPr>
-        <w:t>x0 - x1) &gt; eps) {</w:t>
+        <w:t xml:space="preserve"> (abs(x0 - x1) &gt; eps) {</w:t>
       </w:r>
     </w:p>
     <w:p>
@@ -9037,46 +8501,8 @@
           <w:sz w:val="20"/>
           <w:szCs w:val="20"/>
         </w:rPr>
-        <w:t xml:space="preserve">            </w:t>
-      </w:r>
-      <w:proofErr w:type="spellStart"/>
-      <w:r>
-        <w:rPr>
-          <w:rFonts w:ascii="Courier New" w:eastAsia="Times New Roman" w:hAnsi="Courier New" w:cs="Courier New"/>
-          <w:sz w:val="20"/>
-          <w:szCs w:val="20"/>
-        </w:rPr>
-        <w:t>cout</w:t>
-      </w:r>
-      <w:proofErr w:type="spellEnd"/>
-      <w:r>
-        <w:rPr>
-          <w:rFonts w:ascii="Courier New" w:eastAsia="Times New Roman" w:hAnsi="Courier New" w:cs="Courier New"/>
-          <w:sz w:val="20"/>
-          <w:szCs w:val="20"/>
-        </w:rPr>
-        <w:t xml:space="preserve"> &lt;&lt; fixed &lt;&lt; </w:t>
-      </w:r>
-      <w:proofErr w:type="spellStart"/>
-      <w:proofErr w:type="gramStart"/>
-      <w:r>
-        <w:rPr>
-          <w:rFonts w:ascii="Courier New" w:eastAsia="Times New Roman" w:hAnsi="Courier New" w:cs="Courier New"/>
-          <w:sz w:val="20"/>
-          <w:szCs w:val="20"/>
-        </w:rPr>
-        <w:t>setprecision</w:t>
-      </w:r>
-      <w:proofErr w:type="spellEnd"/>
-      <w:r>
-        <w:rPr>
-          <w:rFonts w:ascii="Courier New" w:eastAsia="Times New Roman" w:hAnsi="Courier New" w:cs="Courier New"/>
-          <w:sz w:val="20"/>
-          <w:szCs w:val="20"/>
-        </w:rPr>
-        <w:t>(</w:t>
-      </w:r>
-      <w:proofErr w:type="gramEnd"/>
+        <w:t xml:space="preserve">            cout &lt;&lt; fixed &lt;&lt; setprecision(</w:t>
+      </w:r>
       <w:r>
         <w:rPr>
           <w:rFonts w:ascii="Courier New" w:eastAsia="Times New Roman" w:hAnsi="Courier New" w:cs="Courier New"/>
@@ -9110,18 +8536,8 @@
           <w:sz w:val="20"/>
           <w:szCs w:val="20"/>
         </w:rPr>
-        <w:t xml:space="preserve"> &lt;&lt; </w:t>
-      </w:r>
-      <w:proofErr w:type="spellStart"/>
-      <w:r>
-        <w:rPr>
-          <w:rFonts w:ascii="Courier New" w:eastAsia="Times New Roman" w:hAnsi="Courier New" w:cs="Courier New"/>
-          <w:sz w:val="20"/>
-          <w:szCs w:val="20"/>
-        </w:rPr>
-        <w:t>i</w:t>
-      </w:r>
-      <w:proofErr w:type="spellEnd"/>
+        <w:t xml:space="preserve"> &lt;&lt; i</w:t>
+      </w:r>
     </w:p>
     <w:p>
       <w:pPr>
@@ -9163,7 +8579,6 @@
           <w:rFonts w:ascii="Courier New" w:eastAsia="Times New Roman" w:hAnsi="Courier New" w:cs="Courier New"/>
           <w:sz w:val="20"/>
           <w:szCs w:val="20"/>
-          <w:lang w:val="ru-RU"/>
         </w:rPr>
         <w:t xml:space="preserve">    </w:t>
       </w:r>
@@ -9172,7 +8587,6 @@
           <w:rFonts w:ascii="Courier New" w:eastAsia="Times New Roman" w:hAnsi="Courier New" w:cs="Courier New"/>
           <w:sz w:val="20"/>
           <w:szCs w:val="20"/>
-          <w:lang w:val="ru-RU"/>
         </w:rPr>
         <w:t xml:space="preserve"> </w:t>
       </w:r>
@@ -9235,25 +8649,7 @@
           <w:sz w:val="20"/>
           <w:szCs w:val="20"/>
         </w:rPr>
-        <w:t xml:space="preserve">            </w:t>
-      </w:r>
-      <w:proofErr w:type="spellStart"/>
-      <w:r>
-        <w:rPr>
-          <w:rFonts w:ascii="Courier New" w:eastAsia="Times New Roman" w:hAnsi="Courier New" w:cs="Courier New"/>
-          <w:sz w:val="20"/>
-          <w:szCs w:val="20"/>
-        </w:rPr>
-        <w:t>i</w:t>
-      </w:r>
-      <w:proofErr w:type="spellEnd"/>
-      <w:r>
-        <w:rPr>
-          <w:rFonts w:ascii="Courier New" w:eastAsia="Times New Roman" w:hAnsi="Courier New" w:cs="Courier New"/>
-          <w:sz w:val="20"/>
-          <w:szCs w:val="20"/>
-        </w:rPr>
-        <w:t>++;</w:t>
+        <w:t xml:space="preserve">            i++;</w:t>
       </w:r>
     </w:p>
     <w:p>
@@ -9353,46 +8749,8 @@
           <w:sz w:val="20"/>
           <w:szCs w:val="20"/>
         </w:rPr>
-        <w:t xml:space="preserve">        </w:t>
-      </w:r>
-      <w:proofErr w:type="spellStart"/>
-      <w:r>
-        <w:rPr>
-          <w:rFonts w:ascii="Courier New" w:eastAsia="Times New Roman" w:hAnsi="Courier New" w:cs="Courier New"/>
-          <w:sz w:val="20"/>
-          <w:szCs w:val="20"/>
-        </w:rPr>
-        <w:t>cout</w:t>
-      </w:r>
-      <w:proofErr w:type="spellEnd"/>
-      <w:r>
-        <w:rPr>
-          <w:rFonts w:ascii="Courier New" w:eastAsia="Times New Roman" w:hAnsi="Courier New" w:cs="Courier New"/>
-          <w:sz w:val="20"/>
-          <w:szCs w:val="20"/>
-        </w:rPr>
-        <w:t xml:space="preserve"> &lt;&lt; fixed &lt;&lt; </w:t>
-      </w:r>
-      <w:proofErr w:type="spellStart"/>
-      <w:proofErr w:type="gramStart"/>
-      <w:r>
-        <w:rPr>
-          <w:rFonts w:ascii="Courier New" w:eastAsia="Times New Roman" w:hAnsi="Courier New" w:cs="Courier New"/>
-          <w:sz w:val="20"/>
-          <w:szCs w:val="20"/>
-        </w:rPr>
-        <w:t>setprecision</w:t>
-      </w:r>
-      <w:proofErr w:type="spellEnd"/>
-      <w:r>
-        <w:rPr>
-          <w:rFonts w:ascii="Courier New" w:eastAsia="Times New Roman" w:hAnsi="Courier New" w:cs="Courier New"/>
-          <w:sz w:val="20"/>
-          <w:szCs w:val="20"/>
-        </w:rPr>
-        <w:t>(</w:t>
-      </w:r>
-      <w:proofErr w:type="gramEnd"/>
+        <w:t xml:space="preserve">        cout &lt;&lt; fixed &lt;&lt; setprecision(</w:t>
+      </w:r>
       <w:r>
         <w:rPr>
           <w:rFonts w:ascii="Courier New" w:eastAsia="Times New Roman" w:hAnsi="Courier New" w:cs="Courier New"/>
@@ -9883,61 +9241,7 @@
           <w:szCs w:val="28"/>
           <w:lang w:val="ru-RU"/>
         </w:rPr>
-        <w:t xml:space="preserve">Исходя из выходных данных можно сделать вывод, что </w:t>
-      </w:r>
-      <w:r>
-        <w:rPr>
-          <w:rFonts w:ascii="Times New Roman" w:eastAsia="Times New Roman" w:hAnsi="Times New Roman" w:cs="Times New Roman"/>
-          <w:sz w:val="28"/>
-          <w:szCs w:val="28"/>
-          <w:lang w:val="ru-RU"/>
-        </w:rPr>
-        <w:t>итерационный метод</w:t>
-      </w:r>
-      <w:r>
-        <w:rPr>
-          <w:rFonts w:ascii="Times New Roman" w:eastAsia="Times New Roman" w:hAnsi="Times New Roman" w:cs="Times New Roman"/>
-          <w:sz w:val="28"/>
-          <w:szCs w:val="28"/>
-          <w:lang w:val="ru-RU"/>
-        </w:rPr>
-        <w:t xml:space="preserve"> выполняется в течении </w:t>
-      </w:r>
-      <w:r>
-        <w:rPr>
-          <w:rFonts w:ascii="Times New Roman" w:eastAsia="Times New Roman" w:hAnsi="Times New Roman" w:cs="Times New Roman"/>
-          <w:sz w:val="28"/>
-          <w:szCs w:val="28"/>
-          <w:lang w:val="ru-RU"/>
-        </w:rPr>
-        <w:t>3</w:t>
-      </w:r>
-      <w:r>
-        <w:rPr>
-          <w:rFonts w:ascii="Times New Roman" w:eastAsia="Times New Roman" w:hAnsi="Times New Roman" w:cs="Times New Roman"/>
-          <w:sz w:val="28"/>
-          <w:szCs w:val="28"/>
-          <w:lang w:val="ru-RU"/>
-        </w:rPr>
-        <w:t xml:space="preserve"> итераций и занимает время, приближенное к </w:t>
-      </w:r>
-      <w:r>
-        <w:rPr>
-          <w:rFonts w:ascii="Times New Roman" w:eastAsia="Times New Roman" w:hAnsi="Times New Roman" w:cs="Times New Roman"/>
-          <w:sz w:val="28"/>
-          <w:szCs w:val="28"/>
-          <w:lang w:val="ru-RU"/>
-        </w:rPr>
-        <w:t>4</w:t>
-      </w:r>
-      <w:r>
-        <w:rPr>
-          <w:rFonts w:ascii="Times New Roman" w:eastAsia="Times New Roman" w:hAnsi="Times New Roman" w:cs="Times New Roman"/>
-          <w:sz w:val="28"/>
-          <w:szCs w:val="28"/>
-          <w:lang w:val="ru-RU"/>
-        </w:rPr>
-        <w:t xml:space="preserve"> миллисекундам.</w:t>
+        <w:t>Исходя из выходных данных можно сделать вывод, что итерационный метод выполняется в течении 3 итераций и занимает время, приближенное к 4 миллисекундам.</w:t>
       </w:r>
     </w:p>
     <w:p>
@@ -10007,49 +9311,7 @@
           <w:szCs w:val="28"/>
           <w:lang w:val="ru-RU"/>
         </w:rPr>
-        <w:t xml:space="preserve">Так как </w:t>
-      </w:r>
-      <w:r>
-        <w:rPr>
-          <w:rFonts w:ascii="Times New Roman" w:eastAsiaTheme="minorEastAsia" w:hAnsi="Times New Roman" w:cs="Times New Roman"/>
-          <w:iCs/>
-          <w:sz w:val="28"/>
-          <w:szCs w:val="28"/>
-          <w:lang w:val="ru-RU"/>
-        </w:rPr>
-        <w:t>f(b) * f ''(b</w:t>
-      </w:r>
-      <w:proofErr w:type="gramStart"/>
-      <w:r>
-        <w:rPr>
-          <w:rFonts w:ascii="Times New Roman" w:eastAsiaTheme="minorEastAsia" w:hAnsi="Times New Roman" w:cs="Times New Roman"/>
-          <w:iCs/>
-          <w:sz w:val="28"/>
-          <w:szCs w:val="28"/>
-          <w:lang w:val="ru-RU"/>
-        </w:rPr>
-        <w:t>) &gt;</w:t>
-      </w:r>
-      <w:proofErr w:type="gramEnd"/>
-      <w:r>
-        <w:rPr>
-          <w:rFonts w:ascii="Times New Roman" w:eastAsiaTheme="minorEastAsia" w:hAnsi="Times New Roman" w:cs="Times New Roman"/>
-          <w:iCs/>
-          <w:sz w:val="28"/>
-          <w:szCs w:val="28"/>
-          <w:lang w:val="ru-RU"/>
-        </w:rPr>
-        <w:t xml:space="preserve"> 0</w:t>
-      </w:r>
-      <w:r>
-        <w:rPr>
-          <w:rFonts w:ascii="Times New Roman" w:eastAsiaTheme="minorEastAsia" w:hAnsi="Times New Roman" w:cs="Times New Roman"/>
-          <w:iCs/>
-          <w:sz w:val="28"/>
-          <w:szCs w:val="28"/>
-          <w:lang w:val="ru-RU"/>
-        </w:rPr>
-        <w:t xml:space="preserve">, то начальное приближение выбирается справа: </w:t>
+        <w:t xml:space="preserve">Так как f(b) * f ''(b) &gt; 0, то начальное приближение выбирается справа: </w:t>
       </w:r>
       <w:r>
         <w:rPr>
@@ -10294,23 +9556,7 @@
                   <w:sz w:val="28"/>
                   <w:szCs w:val="28"/>
                 </w:rPr>
-                <m:t>f</m:t>
-              </m:r>
-              <m:r>
-                <w:rPr>
-                  <w:rFonts w:ascii="Cambria Math" w:eastAsiaTheme="minorEastAsia" w:hAnsi="Cambria Math" w:cs="Times New Roman"/>
-                  <w:sz w:val="28"/>
-                  <w:szCs w:val="28"/>
-                </w:rPr>
-                <m:t>'</m:t>
-              </m:r>
-              <m:r>
-                <w:rPr>
-                  <w:rFonts w:ascii="Cambria Math" w:eastAsiaTheme="minorEastAsia" w:hAnsi="Cambria Math" w:cs="Times New Roman"/>
-                  <w:sz w:val="28"/>
-                  <w:szCs w:val="28"/>
-                </w:rPr>
-                <m:t>(</m:t>
+                <m:t>f'(</m:t>
               </m:r>
               <m:sSub>
                 <m:sSubPr>
@@ -10446,7 +9692,6 @@
         </w:rPr>
         <w:t>, на каждом шагу сравниваются два соседних |x</w:t>
       </w:r>
-      <w:proofErr w:type="spellStart"/>
       <w:r>
         <w:rPr>
           <w:rFonts w:ascii="Times New Roman" w:hAnsi="Times New Roman" w:cs="Times New Roman"/>
@@ -10457,7 +9702,6 @@
         </w:rPr>
         <w:t>i</w:t>
       </w:r>
-      <w:proofErr w:type="spellEnd"/>
       <w:r>
         <w:rPr>
           <w:rFonts w:ascii="Times New Roman" w:hAnsi="Times New Roman" w:cs="Times New Roman"/>
@@ -10468,7 +9712,6 @@
         </w:rPr>
         <w:t xml:space="preserve"> – x</w:t>
       </w:r>
-      <w:proofErr w:type="spellStart"/>
       <w:r>
         <w:rPr>
           <w:rFonts w:ascii="Times New Roman" w:hAnsi="Times New Roman" w:cs="Times New Roman"/>
@@ -10479,7 +9722,6 @@
         </w:rPr>
         <w:t>i</w:t>
       </w:r>
-      <w:proofErr w:type="spellEnd"/>
       <w:r>
         <w:rPr>
           <w:rFonts w:ascii="Times New Roman" w:hAnsi="Times New Roman" w:cs="Times New Roman"/>
@@ -10522,7 +9764,6 @@
         </w:rPr>
         <w:t>, и при |x</w:t>
       </w:r>
-      <w:proofErr w:type="spellStart"/>
       <w:r>
         <w:rPr>
           <w:rFonts w:ascii="Times New Roman" w:hAnsi="Times New Roman" w:cs="Times New Roman"/>
@@ -10533,7 +9774,6 @@
         </w:rPr>
         <w:t>i</w:t>
       </w:r>
-      <w:proofErr w:type="spellEnd"/>
       <w:r>
         <w:rPr>
           <w:rFonts w:ascii="Times New Roman" w:hAnsi="Times New Roman" w:cs="Times New Roman"/>
@@ -10544,7 +9784,6 @@
         </w:rPr>
         <w:t>- x</w:t>
       </w:r>
-      <w:proofErr w:type="spellStart"/>
       <w:r>
         <w:rPr>
           <w:rFonts w:ascii="Times New Roman" w:hAnsi="Times New Roman" w:cs="Times New Roman"/>
@@ -10555,7 +9794,6 @@
         </w:rPr>
         <w:t>i</w:t>
       </w:r>
-      <w:proofErr w:type="spellEnd"/>
       <w:r>
         <w:rPr>
           <w:rFonts w:ascii="Times New Roman" w:hAnsi="Times New Roman" w:cs="Times New Roman"/>
@@ -10577,7 +9815,6 @@
         </w:rPr>
         <w:t>| &lt;= ε эти корни попадают практически в одну точку, следовательно за искомый корень можно брать любой из них (например, x</w:t>
       </w:r>
-      <w:proofErr w:type="spellStart"/>
       <w:r>
         <w:rPr>
           <w:rFonts w:ascii="Times New Roman" w:hAnsi="Times New Roman" w:cs="Times New Roman"/>
@@ -10588,7 +9825,6 @@
         </w:rPr>
         <w:t>i</w:t>
       </w:r>
-      <w:proofErr w:type="spellEnd"/>
       <w:r>
         <w:rPr>
           <w:rFonts w:ascii="Times New Roman" w:hAnsi="Times New Roman" w:cs="Times New Roman"/>
@@ -10708,7 +9944,6 @@
           <w:iCs/>
           <w:sz w:val="28"/>
           <w:szCs w:val="28"/>
-          <w:lang w:val="ru-RU"/>
         </w:rPr>
       </w:pPr>
       <w:r>
@@ -10792,25 +10027,7 @@
           <w:sz w:val="20"/>
           <w:szCs w:val="20"/>
         </w:rPr>
-        <w:t>#include &lt;</w:t>
-      </w:r>
-      <w:proofErr w:type="spellStart"/>
-      <w:r>
-        <w:rPr>
-          <w:rFonts w:ascii="Courier New" w:eastAsia="Times New Roman" w:hAnsi="Courier New" w:cs="Courier New"/>
-          <w:sz w:val="20"/>
-          <w:szCs w:val="20"/>
-        </w:rPr>
-        <w:t>cmath</w:t>
-      </w:r>
-      <w:proofErr w:type="spellEnd"/>
-      <w:r>
-        <w:rPr>
-          <w:rFonts w:ascii="Courier New" w:eastAsia="Times New Roman" w:hAnsi="Courier New" w:cs="Courier New"/>
-          <w:sz w:val="20"/>
-          <w:szCs w:val="20"/>
-        </w:rPr>
-        <w:t>&gt;</w:t>
+        <w:t>#include &lt;cmath&gt;</w:t>
       </w:r>
     </w:p>
     <w:p>
@@ -10846,25 +10063,7 @@
           <w:sz w:val="20"/>
           <w:szCs w:val="20"/>
         </w:rPr>
-        <w:t>#include &lt;</w:t>
-      </w:r>
-      <w:proofErr w:type="spellStart"/>
-      <w:r>
-        <w:rPr>
-          <w:rFonts w:ascii="Courier New" w:eastAsia="Times New Roman" w:hAnsi="Courier New" w:cs="Courier New"/>
-          <w:sz w:val="20"/>
-          <w:szCs w:val="20"/>
-        </w:rPr>
-        <w:t>iomanip</w:t>
-      </w:r>
-      <w:proofErr w:type="spellEnd"/>
-      <w:r>
-        <w:rPr>
-          <w:rFonts w:ascii="Courier New" w:eastAsia="Times New Roman" w:hAnsi="Courier New" w:cs="Courier New"/>
-          <w:sz w:val="20"/>
-          <w:szCs w:val="20"/>
-        </w:rPr>
-        <w:t>&gt;</w:t>
+        <w:t>#include &lt;iomanip&gt;</w:t>
       </w:r>
     </w:p>
     <w:p>
@@ -10900,25 +10099,7 @@
           <w:sz w:val="20"/>
           <w:szCs w:val="20"/>
         </w:rPr>
-        <w:t>#include "</w:t>
-      </w:r>
-      <w:proofErr w:type="spellStart"/>
-      <w:r>
-        <w:rPr>
-          <w:rFonts w:ascii="Courier New" w:eastAsia="Times New Roman" w:hAnsi="Courier New" w:cs="Courier New"/>
-          <w:sz w:val="20"/>
-          <w:szCs w:val="20"/>
-        </w:rPr>
-        <w:t>timer.h</w:t>
-      </w:r>
-      <w:proofErr w:type="spellEnd"/>
-      <w:r>
-        <w:rPr>
-          <w:rFonts w:ascii="Courier New" w:eastAsia="Times New Roman" w:hAnsi="Courier New" w:cs="Courier New"/>
-          <w:sz w:val="20"/>
-          <w:szCs w:val="20"/>
-        </w:rPr>
-        <w:t>"</w:t>
+        <w:t>#include "timer.h"</w:t>
       </w:r>
     </w:p>
     <w:p>
@@ -11294,25 +10475,7 @@
           <w:sz w:val="20"/>
           <w:szCs w:val="20"/>
         </w:rPr>
-        <w:t xml:space="preserve"> </w:t>
-      </w:r>
-      <w:proofErr w:type="spellStart"/>
-      <w:r>
-        <w:rPr>
-          <w:rFonts w:ascii="Courier New" w:eastAsia="Times New Roman" w:hAnsi="Courier New" w:cs="Courier New"/>
-          <w:sz w:val="20"/>
-          <w:szCs w:val="20"/>
-        </w:rPr>
-        <w:t>i</w:t>
-      </w:r>
-      <w:proofErr w:type="spellEnd"/>
-      <w:r>
-        <w:rPr>
-          <w:rFonts w:ascii="Courier New" w:eastAsia="Times New Roman" w:hAnsi="Courier New" w:cs="Courier New"/>
-          <w:sz w:val="20"/>
-          <w:szCs w:val="20"/>
-        </w:rPr>
-        <w:t xml:space="preserve"> = </w:t>
+        <w:t xml:space="preserve"> i = </w:t>
       </w:r>
       <w:r>
         <w:rPr>
@@ -11406,7 +10569,6 @@
         </w:rPr>
         <w:t xml:space="preserve"> </w:t>
       </w:r>
-      <w:proofErr w:type="gramStart"/>
       <w:r>
         <w:rPr>
           <w:rFonts w:ascii="Courier New" w:eastAsia="Times New Roman" w:hAnsi="Courier New" w:cs="Courier New"/>
@@ -11425,7 +10587,6 @@
         </w:rPr>
         <w:t>(</w:t>
       </w:r>
-      <w:proofErr w:type="gramEnd"/>
       <w:r>
         <w:rPr>
           <w:rFonts w:ascii="Courier New" w:eastAsia="Times New Roman" w:hAnsi="Courier New" w:cs="Courier New"/>
@@ -11514,18 +10675,8 @@
           <w:sz w:val="20"/>
           <w:szCs w:val="20"/>
         </w:rPr>
-        <w:t xml:space="preserve"> + </w:t>
-      </w:r>
-      <w:proofErr w:type="gramStart"/>
-      <w:r>
-        <w:rPr>
-          <w:rFonts w:ascii="Courier New" w:eastAsia="Times New Roman" w:hAnsi="Courier New" w:cs="Courier New"/>
-          <w:sz w:val="20"/>
-          <w:szCs w:val="20"/>
-        </w:rPr>
-        <w:t>sin(</w:t>
-      </w:r>
-      <w:proofErr w:type="gramEnd"/>
+        <w:t xml:space="preserve"> + sin(</w:t>
+      </w:r>
       <w:r>
         <w:rPr>
           <w:rFonts w:ascii="Courier New" w:eastAsia="Times New Roman" w:hAnsi="Courier New" w:cs="Courier New"/>
@@ -11654,7 +10805,6 @@
         </w:rPr>
         <w:t xml:space="preserve"> </w:t>
       </w:r>
-      <w:proofErr w:type="gramStart"/>
       <w:r>
         <w:rPr>
           <w:rFonts w:ascii="Courier New" w:eastAsia="Times New Roman" w:hAnsi="Courier New" w:cs="Courier New"/>
@@ -11673,7 +10823,6 @@
         </w:rPr>
         <w:t>(</w:t>
       </w:r>
-      <w:proofErr w:type="gramEnd"/>
       <w:r>
         <w:rPr>
           <w:rFonts w:ascii="Courier New" w:eastAsia="Times New Roman" w:hAnsi="Courier New" w:cs="Courier New"/>
@@ -11762,18 +10911,8 @@
           <w:sz w:val="20"/>
           <w:szCs w:val="20"/>
         </w:rPr>
-        <w:t xml:space="preserve"> - </w:t>
-      </w:r>
-      <w:proofErr w:type="gramStart"/>
-      <w:r>
-        <w:rPr>
-          <w:rFonts w:ascii="Courier New" w:eastAsia="Times New Roman" w:hAnsi="Courier New" w:cs="Courier New"/>
-          <w:sz w:val="20"/>
-          <w:szCs w:val="20"/>
-        </w:rPr>
-        <w:t>cos(</w:t>
-      </w:r>
-      <w:proofErr w:type="gramEnd"/>
+        <w:t xml:space="preserve"> - cos(</w:t>
+      </w:r>
       <w:r>
         <w:rPr>
           <w:rFonts w:ascii="Courier New" w:eastAsia="Times New Roman" w:hAnsi="Courier New" w:cs="Courier New"/>
@@ -11902,7 +11041,6 @@
         </w:rPr>
         <w:t xml:space="preserve"> </w:t>
       </w:r>
-      <w:proofErr w:type="gramStart"/>
       <w:r>
         <w:rPr>
           <w:rFonts w:ascii="Courier New" w:eastAsia="Times New Roman" w:hAnsi="Courier New" w:cs="Courier New"/>
@@ -11919,16 +11057,7 @@
           <w:sz w:val="20"/>
           <w:szCs w:val="20"/>
         </w:rPr>
-        <w:t>(</w:t>
-      </w:r>
-      <w:proofErr w:type="gramEnd"/>
-      <w:r>
-        <w:rPr>
-          <w:rFonts w:ascii="Courier New" w:eastAsia="Times New Roman" w:hAnsi="Courier New" w:cs="Courier New"/>
-          <w:sz w:val="20"/>
-          <w:szCs w:val="20"/>
-        </w:rPr>
-        <w:t>) {</w:t>
+        <w:t>() {</w:t>
       </w:r>
     </w:p>
     <w:p>
@@ -11964,18 +11093,8 @@
           <w:sz w:val="20"/>
           <w:szCs w:val="20"/>
         </w:rPr>
-        <w:t xml:space="preserve">    </w:t>
-      </w:r>
-      <w:proofErr w:type="gramStart"/>
-      <w:r>
-        <w:rPr>
-          <w:rFonts w:ascii="Courier New" w:eastAsia="Times New Roman" w:hAnsi="Courier New" w:cs="Courier New"/>
-          <w:sz w:val="20"/>
-          <w:szCs w:val="20"/>
-        </w:rPr>
-        <w:t>TIMER(</w:t>
-      </w:r>
-      <w:proofErr w:type="gramEnd"/>
+        <w:t xml:space="preserve">    TIMER(</w:t>
+      </w:r>
     </w:p>
     <w:p>
       <w:pPr>
@@ -12064,25 +11183,7 @@
           <w:sz w:val="20"/>
           <w:szCs w:val="20"/>
         </w:rPr>
-        <w:t xml:space="preserve"> (</w:t>
-      </w:r>
-      <w:proofErr w:type="gramStart"/>
-      <w:r>
-        <w:rPr>
-          <w:rFonts w:ascii="Courier New" w:eastAsia="Times New Roman" w:hAnsi="Courier New" w:cs="Courier New"/>
-          <w:sz w:val="20"/>
-          <w:szCs w:val="20"/>
-        </w:rPr>
-        <w:t>abs(</w:t>
-      </w:r>
-      <w:proofErr w:type="gramEnd"/>
-      <w:r>
-        <w:rPr>
-          <w:rFonts w:ascii="Courier New" w:eastAsia="Times New Roman" w:hAnsi="Courier New" w:cs="Courier New"/>
-          <w:sz w:val="20"/>
-          <w:szCs w:val="20"/>
-        </w:rPr>
-        <w:t>x0 - x1) &gt; eps) {</w:t>
+        <w:t xml:space="preserve"> (abs(x0 - x1) &gt; eps) {</w:t>
       </w:r>
     </w:p>
     <w:p>
@@ -12190,46 +11291,8 @@
           <w:sz w:val="20"/>
           <w:szCs w:val="20"/>
         </w:rPr>
-        <w:t xml:space="preserve">            </w:t>
-      </w:r>
-      <w:proofErr w:type="spellStart"/>
-      <w:r>
-        <w:rPr>
-          <w:rFonts w:ascii="Courier New" w:eastAsia="Times New Roman" w:hAnsi="Courier New" w:cs="Courier New"/>
-          <w:sz w:val="20"/>
-          <w:szCs w:val="20"/>
-        </w:rPr>
-        <w:t>cout</w:t>
-      </w:r>
-      <w:proofErr w:type="spellEnd"/>
-      <w:r>
-        <w:rPr>
-          <w:rFonts w:ascii="Courier New" w:eastAsia="Times New Roman" w:hAnsi="Courier New" w:cs="Courier New"/>
-          <w:sz w:val="20"/>
-          <w:szCs w:val="20"/>
-        </w:rPr>
-        <w:t xml:space="preserve"> &lt;&lt; fixed &lt;&lt; </w:t>
-      </w:r>
-      <w:proofErr w:type="spellStart"/>
-      <w:proofErr w:type="gramStart"/>
-      <w:r>
-        <w:rPr>
-          <w:rFonts w:ascii="Courier New" w:eastAsia="Times New Roman" w:hAnsi="Courier New" w:cs="Courier New"/>
-          <w:sz w:val="20"/>
-          <w:szCs w:val="20"/>
-        </w:rPr>
-        <w:t>setprecision</w:t>
-      </w:r>
-      <w:proofErr w:type="spellEnd"/>
-      <w:r>
-        <w:rPr>
-          <w:rFonts w:ascii="Courier New" w:eastAsia="Times New Roman" w:hAnsi="Courier New" w:cs="Courier New"/>
-          <w:sz w:val="20"/>
-          <w:szCs w:val="20"/>
-        </w:rPr>
-        <w:t>(</w:t>
-      </w:r>
-      <w:proofErr w:type="gramEnd"/>
+        <w:t xml:space="preserve">            cout &lt;&lt; fixed &lt;&lt; setprecision(</w:t>
+      </w:r>
       <w:r>
         <w:rPr>
           <w:rFonts w:ascii="Courier New" w:eastAsia="Times New Roman" w:hAnsi="Courier New" w:cs="Courier New"/>
@@ -12263,25 +11326,7 @@
           <w:sz w:val="20"/>
           <w:szCs w:val="20"/>
         </w:rPr>
-        <w:t xml:space="preserve"> &lt;&lt; </w:t>
-      </w:r>
-      <w:proofErr w:type="spellStart"/>
-      <w:r>
-        <w:rPr>
-          <w:rFonts w:ascii="Courier New" w:eastAsia="Times New Roman" w:hAnsi="Courier New" w:cs="Courier New"/>
-          <w:sz w:val="20"/>
-          <w:szCs w:val="20"/>
-        </w:rPr>
-        <w:t>i</w:t>
-      </w:r>
-      <w:proofErr w:type="spellEnd"/>
-      <w:r>
-        <w:rPr>
-          <w:rFonts w:ascii="Courier New" w:eastAsia="Times New Roman" w:hAnsi="Courier New" w:cs="Courier New"/>
-          <w:sz w:val="20"/>
-          <w:szCs w:val="20"/>
-        </w:rPr>
-        <w:t xml:space="preserve"> &lt;&lt; </w:t>
+        <w:t xml:space="preserve"> &lt;&lt; i &lt;&lt; </w:t>
       </w:r>
       <w:r>
         <w:rPr>
@@ -12334,25 +11379,7 @@
           <w:sz w:val="20"/>
           <w:szCs w:val="20"/>
         </w:rPr>
-        <w:t xml:space="preserve">            </w:t>
-      </w:r>
-      <w:proofErr w:type="spellStart"/>
-      <w:r>
-        <w:rPr>
-          <w:rFonts w:ascii="Courier New" w:eastAsia="Times New Roman" w:hAnsi="Courier New" w:cs="Courier New"/>
-          <w:sz w:val="20"/>
-          <w:szCs w:val="20"/>
-        </w:rPr>
-        <w:t>i</w:t>
-      </w:r>
-      <w:proofErr w:type="spellEnd"/>
-      <w:r>
-        <w:rPr>
-          <w:rFonts w:ascii="Courier New" w:eastAsia="Times New Roman" w:hAnsi="Courier New" w:cs="Courier New"/>
-          <w:sz w:val="20"/>
-          <w:szCs w:val="20"/>
-        </w:rPr>
-        <w:t>++;</w:t>
+        <w:t xml:space="preserve">            i++;</w:t>
       </w:r>
     </w:p>
     <w:p>
@@ -12452,46 +11479,8 @@
           <w:sz w:val="20"/>
           <w:szCs w:val="20"/>
         </w:rPr>
-        <w:t xml:space="preserve">        </w:t>
-      </w:r>
-      <w:proofErr w:type="spellStart"/>
-      <w:r>
-        <w:rPr>
-          <w:rFonts w:ascii="Courier New" w:eastAsia="Times New Roman" w:hAnsi="Courier New" w:cs="Courier New"/>
-          <w:sz w:val="20"/>
-          <w:szCs w:val="20"/>
-        </w:rPr>
-        <w:t>cout</w:t>
-      </w:r>
-      <w:proofErr w:type="spellEnd"/>
-      <w:r>
-        <w:rPr>
-          <w:rFonts w:ascii="Courier New" w:eastAsia="Times New Roman" w:hAnsi="Courier New" w:cs="Courier New"/>
-          <w:sz w:val="20"/>
-          <w:szCs w:val="20"/>
-        </w:rPr>
-        <w:t xml:space="preserve"> &lt;&lt; fixed &lt;&lt; </w:t>
-      </w:r>
-      <w:proofErr w:type="spellStart"/>
-      <w:proofErr w:type="gramStart"/>
-      <w:r>
-        <w:rPr>
-          <w:rFonts w:ascii="Courier New" w:eastAsia="Times New Roman" w:hAnsi="Courier New" w:cs="Courier New"/>
-          <w:sz w:val="20"/>
-          <w:szCs w:val="20"/>
-        </w:rPr>
-        <w:t>setprecision</w:t>
-      </w:r>
-      <w:proofErr w:type="spellEnd"/>
-      <w:r>
-        <w:rPr>
-          <w:rFonts w:ascii="Courier New" w:eastAsia="Times New Roman" w:hAnsi="Courier New" w:cs="Courier New"/>
-          <w:sz w:val="20"/>
-          <w:szCs w:val="20"/>
-        </w:rPr>
-        <w:t>(</w:t>
-      </w:r>
-      <w:proofErr w:type="gramEnd"/>
+        <w:t xml:space="preserve">        cout &lt;&lt; fixed &lt;&lt; setprecision(</w:t>
+      </w:r>
       <w:r>
         <w:rPr>
           <w:rFonts w:ascii="Courier New" w:eastAsia="Times New Roman" w:hAnsi="Courier New" w:cs="Courier New"/>
@@ -12982,7 +11971,7 @@
           <w:szCs w:val="28"/>
           <w:lang w:val="ru-RU"/>
         </w:rPr>
-        <w:t xml:space="preserve">Исходя из выходных данных можно сделать вывод, что итерационный метод выполняется в течении 3 итераций и занимает время, приближенное к </w:t>
+        <w:t xml:space="preserve">Исходя из выходных данных можно сделать вывод, что </w:t>
       </w:r>
       <w:r>
         <w:rPr>
@@ -12991,7 +11980,7 @@
           <w:szCs w:val="28"/>
           <w:lang w:val="ru-RU"/>
         </w:rPr>
-        <w:t>3</w:t>
+        <w:t>метод Ньютона</w:t>
       </w:r>
       <w:r>
         <w:rPr>
@@ -13000,7 +11989,7 @@
           <w:szCs w:val="28"/>
           <w:lang w:val="ru-RU"/>
         </w:rPr>
-        <w:t xml:space="preserve"> миллисекундам.</w:t>
+        <w:t xml:space="preserve"> выполняется в течении 3 итераций и занимает время, приближенное к 3 миллисекундам.</w:t>
       </w:r>
     </w:p>
     <w:p>
@@ -13077,16 +12066,7 @@
           <w:szCs w:val="28"/>
           <w:lang w:val="ru-RU"/>
         </w:rPr>
-        <w:t>тремя методами: методом половинного деления, методом простых итераций и методом Ньютона. Для каждого метода была достигнута заданная точность</w:t>
-      </w:r>
-      <w:r>
-        <w:rPr>
-          <w:rFonts w:ascii="Times New Roman" w:eastAsia="Times New Roman" w:hAnsi="Times New Roman" w:cs="Times New Roman"/>
-          <w:sz w:val="28"/>
-          <w:szCs w:val="28"/>
-          <w:lang w:val="ru-RU"/>
-        </w:rPr>
-        <w:t xml:space="preserve"> и было получено эталонное решение.</w:t>
+        <w:t>тремя методами: методом половинного деления, методом простых итераций и методом Ньютона. Для каждого метода была достигнута заданная точность и было получено эталонное решение.</w:t>
       </w:r>
     </w:p>
     <w:p>
@@ -13168,27 +12148,7 @@
                 <w:szCs w:val="28"/>
                 <w:lang w:val="ru-RU"/>
               </w:rPr>
-              <w:t>Время (</w:t>
-            </w:r>
-            <w:proofErr w:type="spellStart"/>
-            <w:r>
-              <w:rPr>
-                <w:rFonts w:ascii="Times New Roman" w:eastAsia="Times New Roman" w:hAnsi="Times New Roman" w:cs="Times New Roman"/>
-                <w:sz w:val="28"/>
-                <w:szCs w:val="28"/>
-                <w:lang w:val="ru-RU"/>
-              </w:rPr>
-              <w:t>мс</w:t>
-            </w:r>
-            <w:proofErr w:type="spellEnd"/>
-            <w:r>
-              <w:rPr>
-                <w:rFonts w:ascii="Times New Roman" w:eastAsia="Times New Roman" w:hAnsi="Times New Roman" w:cs="Times New Roman"/>
-                <w:sz w:val="28"/>
-                <w:szCs w:val="28"/>
-                <w:lang w:val="ru-RU"/>
-              </w:rPr>
-              <w:t>)</w:t>
+              <w:t>Время (мс)</w:t>
             </w:r>
           </w:p>
         </w:tc>
@@ -13479,16 +12439,17 @@
           <w:lang w:val="ru-RU"/>
         </w:rPr>
         <w:tab/>
-        <w:t xml:space="preserve">При заданном </w:t>
+        <w:t>При заданном ε = 10</w:t>
       </w:r>
       <w:r>
         <w:rPr>
           <w:rFonts w:ascii="Times New Roman" w:eastAsia="Times New Roman" w:hAnsi="Times New Roman" w:cs="Times New Roman"/>
           <w:sz w:val="28"/>
           <w:szCs w:val="28"/>
-          <w:lang w:val="ru-RU"/>
-        </w:rPr>
-        <w:t>ε</w:t>
+          <w:vertAlign w:val="superscript"/>
+          <w:lang w:val="ru-RU"/>
+        </w:rPr>
+        <w:t>-6</w:t>
       </w:r>
       <w:r>
         <w:rPr>
@@ -13497,17 +12458,16 @@
           <w:szCs w:val="28"/>
           <w:lang w:val="ru-RU"/>
         </w:rPr>
-        <w:t xml:space="preserve"> = 10</w:t>
+        <w:t xml:space="preserve"> метод половинного деления показал самый медленный результат, а методы простых итераций и Ньютона – </w:t>
       </w:r>
       <w:r>
         <w:rPr>
           <w:rFonts w:ascii="Times New Roman" w:eastAsia="Times New Roman" w:hAnsi="Times New Roman" w:cs="Times New Roman"/>
           <w:sz w:val="28"/>
           <w:szCs w:val="28"/>
-          <w:vertAlign w:val="superscript"/>
-          <w:lang w:val="ru-RU"/>
-        </w:rPr>
-        <w:t>-6</w:t>
+          <w:lang w:val="ru-RU"/>
+        </w:rPr>
+        <w:t>практически</w:t>
       </w:r>
       <w:r>
         <w:rPr>
@@ -13516,7 +12476,7 @@
           <w:szCs w:val="28"/>
           <w:lang w:val="ru-RU"/>
         </w:rPr>
-        <w:t xml:space="preserve"> метод половинного деления показал самый медленный результат, а методы простых итераций и Ньютона – </w:t>
+        <w:t xml:space="preserve"> одинаковые</w:t>
       </w:r>
       <w:r>
         <w:rPr>
@@ -13525,34 +12485,7 @@
           <w:szCs w:val="28"/>
           <w:lang w:val="ru-RU"/>
         </w:rPr>
-        <w:t>практически</w:t>
-      </w:r>
-      <w:r>
-        <w:rPr>
-          <w:rFonts w:ascii="Times New Roman" w:eastAsia="Times New Roman" w:hAnsi="Times New Roman" w:cs="Times New Roman"/>
-          <w:sz w:val="28"/>
-          <w:szCs w:val="28"/>
-          <w:lang w:val="ru-RU"/>
-        </w:rPr>
-        <w:t xml:space="preserve"> одинаковые</w:t>
-      </w:r>
-      <w:r>
-        <w:rPr>
-          <w:rFonts w:ascii="Times New Roman" w:eastAsia="Times New Roman" w:hAnsi="Times New Roman" w:cs="Times New Roman"/>
-          <w:sz w:val="28"/>
-          <w:szCs w:val="28"/>
-          <w:lang w:val="ru-RU"/>
-        </w:rPr>
-        <w:t xml:space="preserve">. Однако при использовании меньшего эпсилон, например, </w:t>
-      </w:r>
-      <w:r>
-        <w:rPr>
-          <w:rFonts w:ascii="Times New Roman" w:eastAsia="Times New Roman" w:hAnsi="Times New Roman" w:cs="Times New Roman"/>
-          <w:sz w:val="28"/>
-          <w:szCs w:val="28"/>
-          <w:lang w:val="ru-RU"/>
-        </w:rPr>
-        <w:t>ε</w:t>
+        <w:t>. Однако при использовании меньшего эпсилон, например, ε</w:t>
       </w:r>
       <w:r>
         <w:rPr>
@@ -13668,27 +12601,7 @@
                 <w:szCs w:val="28"/>
                 <w:lang w:val="ru-RU"/>
               </w:rPr>
-              <w:t>Время (</w:t>
-            </w:r>
-            <w:proofErr w:type="spellStart"/>
-            <w:r>
-              <w:rPr>
-                <w:rFonts w:ascii="Times New Roman" w:eastAsia="Times New Roman" w:hAnsi="Times New Roman" w:cs="Times New Roman"/>
-                <w:sz w:val="28"/>
-                <w:szCs w:val="28"/>
-                <w:lang w:val="ru-RU"/>
-              </w:rPr>
-              <w:t>мс</w:t>
-            </w:r>
-            <w:proofErr w:type="spellEnd"/>
-            <w:r>
-              <w:rPr>
-                <w:rFonts w:ascii="Times New Roman" w:eastAsia="Times New Roman" w:hAnsi="Times New Roman" w:cs="Times New Roman"/>
-                <w:sz w:val="28"/>
-                <w:szCs w:val="28"/>
-                <w:lang w:val="ru-RU"/>
-              </w:rPr>
-              <w:t>)</w:t>
+              <w:t>Время (мс)</w:t>
             </w:r>
           </w:p>
         </w:tc>
@@ -13988,27 +12901,7 @@
           <w:lang w:val="ru-RU"/>
         </w:rPr>
         <w:tab/>
-        <w:t xml:space="preserve">Таким образом можно сделать вывод, что самым быстрым является метод Ньютона, за ним идет метод простых итераций, а самым медленным является метод </w:t>
-      </w:r>
-      <w:proofErr w:type="spellStart"/>
-      <w:r>
-        <w:rPr>
-          <w:rFonts w:ascii="Times New Roman" w:eastAsia="Times New Roman" w:hAnsi="Times New Roman" w:cs="Times New Roman"/>
-          <w:sz w:val="28"/>
-          <w:szCs w:val="28"/>
-          <w:lang w:val="ru-RU"/>
-        </w:rPr>
-        <w:t>бисекции</w:t>
-      </w:r>
-      <w:proofErr w:type="spellEnd"/>
-      <w:r>
-        <w:rPr>
-          <w:rFonts w:ascii="Times New Roman" w:eastAsia="Times New Roman" w:hAnsi="Times New Roman" w:cs="Times New Roman"/>
-          <w:sz w:val="28"/>
-          <w:szCs w:val="28"/>
-          <w:lang w:val="ru-RU"/>
-        </w:rPr>
-        <w:t>.</w:t>
+        <w:t>Таким образом можно сделать вывод, что самым быстрым является метод Ньютона, за ним идет метод простых итераций, а самым медленным является метод бисекции.</w:t>
       </w:r>
     </w:p>
     <w:sectPr>

--- a/sem1/lab7-2025-16-18/RIS-25-2B-Ilinov-2025.12.17-otchet.docx
+++ b/sem1/lab7-2025-16-18/RIS-25-2B-Ilinov-2025.12.17-otchet.docx
@@ -402,14 +402,25 @@
           <w:lang w:val="ru-RU"/>
         </w:rPr>
       </w:pPr>
-      <w:r>
-        <w:rPr>
-          <w:rFonts w:ascii="Times New Roman" w:hAnsi="Times New Roman" w:cs="Times New Roman"/>
-          <w:sz w:val="28"/>
-          <w:szCs w:val="28"/>
-          <w:lang w:val="ru-RU"/>
-        </w:rPr>
-        <w:t>Ильинов Фёдор Михайлович</w:t>
+      <w:proofErr w:type="spellStart"/>
+      <w:r>
+        <w:rPr>
+          <w:rFonts w:ascii="Times New Roman" w:hAnsi="Times New Roman" w:cs="Times New Roman"/>
+          <w:sz w:val="28"/>
+          <w:szCs w:val="28"/>
+          <w:lang w:val="ru-RU"/>
+        </w:rPr>
+        <w:t>Ильинов</w:t>
+      </w:r>
+      <w:proofErr w:type="spellEnd"/>
+      <w:r>
+        <w:rPr>
+          <w:rFonts w:ascii="Times New Roman" w:hAnsi="Times New Roman" w:cs="Times New Roman"/>
+          <w:sz w:val="28"/>
+          <w:szCs w:val="28"/>
+          <w:lang w:val="ru-RU"/>
+        </w:rPr>
+        <w:t xml:space="preserve"> Фёдор Михайлович</w:t>
       </w:r>
     </w:p>
     <w:p>
@@ -822,6 +833,7 @@
         </w:rPr>
         <w:t xml:space="preserve"> </w:t>
       </w:r>
+      <w:proofErr w:type="gramStart"/>
       <w:r>
         <w:rPr>
           <w:rFonts w:ascii="Times New Roman" w:hAnsi="Times New Roman" w:cs="Times New Roman"/>
@@ -841,6 +853,7 @@
         </w:rPr>
         <w:t>(</w:t>
       </w:r>
+      <w:proofErr w:type="gramEnd"/>
       <w:r>
         <w:rPr>
           <w:rFonts w:ascii="Times New Roman" w:hAnsi="Times New Roman" w:cs="Times New Roman"/>
@@ -1149,7 +1162,25 @@
           <w:sz w:val="20"/>
           <w:szCs w:val="20"/>
         </w:rPr>
-        <w:t>#include &lt;sys/time.h&gt;</w:t>
+        <w:t>#include &lt;sys/</w:t>
+      </w:r>
+      <w:proofErr w:type="spellStart"/>
+      <w:r>
+        <w:rPr>
+          <w:rFonts w:ascii="Courier New" w:eastAsia="Times New Roman" w:hAnsi="Courier New" w:cs="Courier New"/>
+          <w:sz w:val="20"/>
+          <w:szCs w:val="20"/>
+        </w:rPr>
+        <w:t>time.h</w:t>
+      </w:r>
+      <w:proofErr w:type="spellEnd"/>
+      <w:r>
+        <w:rPr>
+          <w:rFonts w:ascii="Courier New" w:eastAsia="Times New Roman" w:hAnsi="Courier New" w:cs="Courier New"/>
+          <w:sz w:val="20"/>
+          <w:szCs w:val="20"/>
+        </w:rPr>
+        <w:t>&gt;</w:t>
       </w:r>
     </w:p>
     <w:p>
@@ -1213,7 +1244,25 @@
           <w:sz w:val="20"/>
           <w:szCs w:val="20"/>
         </w:rPr>
-        <w:t>#define TIMER(program) \</w:t>
+        <w:t xml:space="preserve">#define </w:t>
+      </w:r>
+      <w:proofErr w:type="gramStart"/>
+      <w:r>
+        <w:rPr>
+          <w:rFonts w:ascii="Courier New" w:eastAsia="Times New Roman" w:hAnsi="Courier New" w:cs="Courier New"/>
+          <w:sz w:val="20"/>
+          <w:szCs w:val="20"/>
+        </w:rPr>
+        <w:t>TIMER(</w:t>
+      </w:r>
+      <w:proofErr w:type="gramEnd"/>
+      <w:r>
+        <w:rPr>
+          <w:rFonts w:ascii="Courier New" w:eastAsia="Times New Roman" w:hAnsi="Courier New" w:cs="Courier New"/>
+          <w:sz w:val="20"/>
+          <w:szCs w:val="20"/>
+        </w:rPr>
+        <w:t>program) \</w:t>
       </w:r>
     </w:p>
     <w:p>
@@ -1243,13 +1292,23 @@
           <w:szCs w:val="20"/>
         </w:rPr>
       </w:pPr>
-      <w:r>
-        <w:rPr>
-          <w:rFonts w:ascii="Courier New" w:eastAsia="Times New Roman" w:hAnsi="Courier New" w:cs="Courier New"/>
-          <w:sz w:val="20"/>
-          <w:szCs w:val="20"/>
-        </w:rPr>
-        <w:t>timeval start, end; \</w:t>
+      <w:proofErr w:type="spellStart"/>
+      <w:r>
+        <w:rPr>
+          <w:rFonts w:ascii="Courier New" w:eastAsia="Times New Roman" w:hAnsi="Courier New" w:cs="Courier New"/>
+          <w:sz w:val="20"/>
+          <w:szCs w:val="20"/>
+        </w:rPr>
+        <w:t>timeval</w:t>
+      </w:r>
+      <w:proofErr w:type="spellEnd"/>
+      <w:r>
+        <w:rPr>
+          <w:rFonts w:ascii="Courier New" w:eastAsia="Times New Roman" w:hAnsi="Courier New" w:cs="Courier New"/>
+          <w:sz w:val="20"/>
+          <w:szCs w:val="20"/>
+        </w:rPr>
+        <w:t xml:space="preserve"> start, end; \</w:t>
       </w:r>
     </w:p>
     <w:p>
@@ -1279,13 +1338,33 @@
           <w:szCs w:val="20"/>
         </w:rPr>
       </w:pPr>
-      <w:r>
-        <w:rPr>
-          <w:rFonts w:ascii="Courier New" w:eastAsia="Times New Roman" w:hAnsi="Courier New" w:cs="Courier New"/>
-          <w:sz w:val="20"/>
-          <w:szCs w:val="20"/>
-        </w:rPr>
-        <w:t>gettimeofday(&amp;start, NULL); \</w:t>
+      <w:proofErr w:type="spellStart"/>
+      <w:proofErr w:type="gramStart"/>
+      <w:r>
+        <w:rPr>
+          <w:rFonts w:ascii="Courier New" w:eastAsia="Times New Roman" w:hAnsi="Courier New" w:cs="Courier New"/>
+          <w:sz w:val="20"/>
+          <w:szCs w:val="20"/>
+        </w:rPr>
+        <w:t>gettimeofday</w:t>
+      </w:r>
+      <w:proofErr w:type="spellEnd"/>
+      <w:r>
+        <w:rPr>
+          <w:rFonts w:ascii="Courier New" w:eastAsia="Times New Roman" w:hAnsi="Courier New" w:cs="Courier New"/>
+          <w:sz w:val="20"/>
+          <w:szCs w:val="20"/>
+        </w:rPr>
+        <w:t>(</w:t>
+      </w:r>
+      <w:proofErr w:type="gramEnd"/>
+      <w:r>
+        <w:rPr>
+          <w:rFonts w:ascii="Courier New" w:eastAsia="Times New Roman" w:hAnsi="Courier New" w:cs="Courier New"/>
+          <w:sz w:val="20"/>
+          <w:szCs w:val="20"/>
+        </w:rPr>
+        <w:t>&amp;start, NULL); \</w:t>
       </w:r>
     </w:p>
     <w:p>
@@ -1351,13 +1430,33 @@
           <w:szCs w:val="20"/>
         </w:rPr>
       </w:pPr>
-      <w:r>
-        <w:rPr>
-          <w:rFonts w:ascii="Courier New" w:eastAsia="Times New Roman" w:hAnsi="Courier New" w:cs="Courier New"/>
-          <w:sz w:val="20"/>
-          <w:szCs w:val="20"/>
-        </w:rPr>
-        <w:t>gettimeofday(&amp;end, NULL);\</w:t>
+      <w:proofErr w:type="spellStart"/>
+      <w:proofErr w:type="gramStart"/>
+      <w:r>
+        <w:rPr>
+          <w:rFonts w:ascii="Courier New" w:eastAsia="Times New Roman" w:hAnsi="Courier New" w:cs="Courier New"/>
+          <w:sz w:val="20"/>
+          <w:szCs w:val="20"/>
+        </w:rPr>
+        <w:t>gettimeofday</w:t>
+      </w:r>
+      <w:proofErr w:type="spellEnd"/>
+      <w:r>
+        <w:rPr>
+          <w:rFonts w:ascii="Courier New" w:eastAsia="Times New Roman" w:hAnsi="Courier New" w:cs="Courier New"/>
+          <w:sz w:val="20"/>
+          <w:szCs w:val="20"/>
+        </w:rPr>
+        <w:t>(</w:t>
+      </w:r>
+      <w:proofErr w:type="gramEnd"/>
+      <w:r>
+        <w:rPr>
+          <w:rFonts w:ascii="Courier New" w:eastAsia="Times New Roman" w:hAnsi="Courier New" w:cs="Courier New"/>
+          <w:sz w:val="20"/>
+          <w:szCs w:val="20"/>
+        </w:rPr>
+        <w:t>&amp;end, NULL);\</w:t>
       </w:r>
     </w:p>
     <w:p>
@@ -1387,13 +1486,59 @@
           <w:szCs w:val="20"/>
         </w:rPr>
       </w:pPr>
-      <w:r>
-        <w:rPr>
-          <w:rFonts w:ascii="Courier New" w:eastAsia="Times New Roman" w:hAnsi="Courier New" w:cs="Courier New"/>
-          <w:sz w:val="20"/>
-          <w:szCs w:val="20"/>
-        </w:rPr>
-        <w:t>cout &lt;&lt; "Time: " &lt;&lt; end.tv_usec - start.tv_usec &lt;&lt; " nanoseconds\n";</w:t>
+      <w:proofErr w:type="spellStart"/>
+      <w:r>
+        <w:rPr>
+          <w:rFonts w:ascii="Courier New" w:eastAsia="Times New Roman" w:hAnsi="Courier New" w:cs="Courier New"/>
+          <w:sz w:val="20"/>
+          <w:szCs w:val="20"/>
+        </w:rPr>
+        <w:t>cout</w:t>
+      </w:r>
+      <w:proofErr w:type="spellEnd"/>
+      <w:r>
+        <w:rPr>
+          <w:rFonts w:ascii="Courier New" w:eastAsia="Times New Roman" w:hAnsi="Courier New" w:cs="Courier New"/>
+          <w:sz w:val="20"/>
+          <w:szCs w:val="20"/>
+        </w:rPr>
+        <w:t xml:space="preserve"> &lt;&lt; "Time: " &lt;&lt; </w:t>
+      </w:r>
+      <w:proofErr w:type="spellStart"/>
+      <w:r>
+        <w:rPr>
+          <w:rFonts w:ascii="Courier New" w:eastAsia="Times New Roman" w:hAnsi="Courier New" w:cs="Courier New"/>
+          <w:sz w:val="20"/>
+          <w:szCs w:val="20"/>
+        </w:rPr>
+        <w:t>end.tv_usec</w:t>
+      </w:r>
+      <w:proofErr w:type="spellEnd"/>
+      <w:r>
+        <w:rPr>
+          <w:rFonts w:ascii="Courier New" w:eastAsia="Times New Roman" w:hAnsi="Courier New" w:cs="Courier New"/>
+          <w:sz w:val="20"/>
+          <w:szCs w:val="20"/>
+        </w:rPr>
+        <w:t xml:space="preserve"> - </w:t>
+      </w:r>
+      <w:proofErr w:type="spellStart"/>
+      <w:r>
+        <w:rPr>
+          <w:rFonts w:ascii="Courier New" w:eastAsia="Times New Roman" w:hAnsi="Courier New" w:cs="Courier New"/>
+          <w:sz w:val="20"/>
+          <w:szCs w:val="20"/>
+        </w:rPr>
+        <w:t>start.tv_usec</w:t>
+      </w:r>
+      <w:proofErr w:type="spellEnd"/>
+      <w:r>
+        <w:rPr>
+          <w:rFonts w:ascii="Courier New" w:eastAsia="Times New Roman" w:hAnsi="Courier New" w:cs="Courier New"/>
+          <w:sz w:val="20"/>
+          <w:szCs w:val="20"/>
+        </w:rPr>
+        <w:t xml:space="preserve"> &lt;&lt; " nanoseconds\n";</w:t>
       </w:r>
     </w:p>
     <w:p>
@@ -2076,6 +2221,7 @@
         </w:rPr>
         <w:t>на каждом шагу сравниваются два соседних |x</w:t>
       </w:r>
+      <w:proofErr w:type="spellStart"/>
       <w:r>
         <w:rPr>
           <w:rFonts w:ascii="Times New Roman" w:hAnsi="Times New Roman" w:cs="Times New Roman"/>
@@ -2086,6 +2232,7 @@
         </w:rPr>
         <w:t>i</w:t>
       </w:r>
+      <w:proofErr w:type="spellEnd"/>
       <w:r>
         <w:rPr>
           <w:rFonts w:ascii="Times New Roman" w:hAnsi="Times New Roman" w:cs="Times New Roman"/>
@@ -2116,6 +2263,7 @@
         </w:rPr>
         <w:t xml:space="preserve"> x</w:t>
       </w:r>
+      <w:proofErr w:type="spellStart"/>
       <w:r>
         <w:rPr>
           <w:rFonts w:ascii="Times New Roman" w:hAnsi="Times New Roman" w:cs="Times New Roman"/>
@@ -2126,6 +2274,7 @@
         </w:rPr>
         <w:t>i</w:t>
       </w:r>
+      <w:proofErr w:type="spellEnd"/>
       <w:r>
         <w:rPr>
           <w:rFonts w:ascii="Times New Roman" w:hAnsi="Times New Roman" w:cs="Times New Roman"/>
@@ -2208,6 +2357,7 @@
         </w:rPr>
         <w:t>, и при |x</w:t>
       </w:r>
+      <w:proofErr w:type="spellStart"/>
       <w:r>
         <w:rPr>
           <w:rFonts w:ascii="Times New Roman" w:hAnsi="Times New Roman" w:cs="Times New Roman"/>
@@ -2218,6 +2368,7 @@
         </w:rPr>
         <w:t>i</w:t>
       </w:r>
+      <w:proofErr w:type="spellEnd"/>
       <w:r>
         <w:rPr>
           <w:rFonts w:ascii="Times New Roman" w:hAnsi="Times New Roman" w:cs="Times New Roman"/>
@@ -2228,6 +2379,7 @@
         </w:rPr>
         <w:t>- x</w:t>
       </w:r>
+      <w:proofErr w:type="spellStart"/>
       <w:r>
         <w:rPr>
           <w:rFonts w:ascii="Times New Roman" w:hAnsi="Times New Roman" w:cs="Times New Roman"/>
@@ -2238,6 +2390,7 @@
         </w:rPr>
         <w:t>i</w:t>
       </w:r>
+      <w:proofErr w:type="spellEnd"/>
       <w:r>
         <w:rPr>
           <w:rFonts w:ascii="Times New Roman" w:hAnsi="Times New Roman" w:cs="Times New Roman"/>
@@ -2339,6 +2492,7 @@
         </w:rPr>
         <w:t>x</w:t>
       </w:r>
+      <w:proofErr w:type="spellStart"/>
       <w:r>
         <w:rPr>
           <w:rFonts w:ascii="Times New Roman" w:hAnsi="Times New Roman" w:cs="Times New Roman"/>
@@ -2349,6 +2503,7 @@
         </w:rPr>
         <w:t>i</w:t>
       </w:r>
+      <w:proofErr w:type="spellEnd"/>
       <w:r>
         <w:rPr>
           <w:rFonts w:ascii="Times New Roman" w:hAnsi="Times New Roman" w:cs="Times New Roman"/>
@@ -2631,7 +2786,25 @@
           <w:sz w:val="20"/>
           <w:szCs w:val="20"/>
         </w:rPr>
-        <w:t>#include &lt;cmath&gt;</w:t>
+        <w:t>#include &lt;</w:t>
+      </w:r>
+      <w:proofErr w:type="spellStart"/>
+      <w:r>
+        <w:rPr>
+          <w:rFonts w:ascii="Courier New" w:eastAsia="Times New Roman" w:hAnsi="Courier New" w:cs="Courier New"/>
+          <w:sz w:val="20"/>
+          <w:szCs w:val="20"/>
+        </w:rPr>
+        <w:t>cmath</w:t>
+      </w:r>
+      <w:proofErr w:type="spellEnd"/>
+      <w:r>
+        <w:rPr>
+          <w:rFonts w:ascii="Courier New" w:eastAsia="Times New Roman" w:hAnsi="Courier New" w:cs="Courier New"/>
+          <w:sz w:val="20"/>
+          <w:szCs w:val="20"/>
+        </w:rPr>
+        <w:t>&gt;</w:t>
       </w:r>
     </w:p>
     <w:p>
@@ -2667,7 +2840,25 @@
           <w:sz w:val="20"/>
           <w:szCs w:val="20"/>
         </w:rPr>
-        <w:t>#include &lt;iomanip&gt;</w:t>
+        <w:t>#include &lt;</w:t>
+      </w:r>
+      <w:proofErr w:type="spellStart"/>
+      <w:r>
+        <w:rPr>
+          <w:rFonts w:ascii="Courier New" w:eastAsia="Times New Roman" w:hAnsi="Courier New" w:cs="Courier New"/>
+          <w:sz w:val="20"/>
+          <w:szCs w:val="20"/>
+        </w:rPr>
+        <w:t>iomanip</w:t>
+      </w:r>
+      <w:proofErr w:type="spellEnd"/>
+      <w:r>
+        <w:rPr>
+          <w:rFonts w:ascii="Courier New" w:eastAsia="Times New Roman" w:hAnsi="Courier New" w:cs="Courier New"/>
+          <w:sz w:val="20"/>
+          <w:szCs w:val="20"/>
+        </w:rPr>
+        <w:t>&gt;</w:t>
       </w:r>
     </w:p>
     <w:p>
@@ -2703,7 +2894,25 @@
           <w:sz w:val="20"/>
           <w:szCs w:val="20"/>
         </w:rPr>
-        <w:t>#include "timer.h"</w:t>
+        <w:t>#include "</w:t>
+      </w:r>
+      <w:proofErr w:type="spellStart"/>
+      <w:r>
+        <w:rPr>
+          <w:rFonts w:ascii="Courier New" w:eastAsia="Times New Roman" w:hAnsi="Courier New" w:cs="Courier New"/>
+          <w:sz w:val="20"/>
+          <w:szCs w:val="20"/>
+        </w:rPr>
+        <w:t>timer.h</w:t>
+      </w:r>
+      <w:proofErr w:type="spellEnd"/>
+      <w:r>
+        <w:rPr>
+          <w:rFonts w:ascii="Courier New" w:eastAsia="Times New Roman" w:hAnsi="Courier New" w:cs="Courier New"/>
+          <w:sz w:val="20"/>
+          <w:szCs w:val="20"/>
+        </w:rPr>
+        <w:t>"</w:t>
       </w:r>
     </w:p>
     <w:p>
@@ -2833,6 +3042,7 @@
         </w:rPr>
         <w:t xml:space="preserve"> </w:t>
       </w:r>
+      <w:proofErr w:type="gramStart"/>
       <w:r>
         <w:rPr>
           <w:rFonts w:ascii="Courier New" w:eastAsia="Times New Roman" w:hAnsi="Courier New" w:cs="Courier New"/>
@@ -2851,6 +3061,7 @@
         </w:rPr>
         <w:t>(</w:t>
       </w:r>
+      <w:proofErr w:type="gramEnd"/>
       <w:r>
         <w:rPr>
           <w:rFonts w:ascii="Courier New" w:eastAsia="Times New Roman" w:hAnsi="Courier New" w:cs="Courier New"/>
@@ -2939,8 +3150,18 @@
           <w:sz w:val="20"/>
           <w:szCs w:val="20"/>
         </w:rPr>
-        <w:t xml:space="preserve"> + sin(</w:t>
-      </w:r>
+        <w:t xml:space="preserve"> + </w:t>
+      </w:r>
+      <w:proofErr w:type="gramStart"/>
+      <w:r>
+        <w:rPr>
+          <w:rFonts w:ascii="Courier New" w:eastAsia="Times New Roman" w:hAnsi="Courier New" w:cs="Courier New"/>
+          <w:sz w:val="20"/>
+          <w:szCs w:val="20"/>
+        </w:rPr>
+        <w:t>sin(</w:t>
+      </w:r>
+      <w:proofErr w:type="gramEnd"/>
       <w:r>
         <w:rPr>
           <w:rFonts w:ascii="Courier New" w:eastAsia="Times New Roman" w:hAnsi="Courier New" w:cs="Courier New"/>
@@ -3203,7 +3424,25 @@
           <w:sz w:val="20"/>
           <w:szCs w:val="20"/>
         </w:rPr>
-        <w:t xml:space="preserve"> i = </w:t>
+        <w:t xml:space="preserve"> </w:t>
+      </w:r>
+      <w:proofErr w:type="spellStart"/>
+      <w:r>
+        <w:rPr>
+          <w:rFonts w:ascii="Courier New" w:eastAsia="Times New Roman" w:hAnsi="Courier New" w:cs="Courier New"/>
+          <w:sz w:val="20"/>
+          <w:szCs w:val="20"/>
+        </w:rPr>
+        <w:t>i</w:t>
+      </w:r>
+      <w:proofErr w:type="spellEnd"/>
+      <w:r>
+        <w:rPr>
+          <w:rFonts w:ascii="Courier New" w:eastAsia="Times New Roman" w:hAnsi="Courier New" w:cs="Courier New"/>
+          <w:sz w:val="20"/>
+          <w:szCs w:val="20"/>
+        </w:rPr>
+        <w:t xml:space="preserve"> = </w:t>
       </w:r>
       <w:r>
         <w:rPr>
@@ -3269,6 +3508,7 @@
         </w:rPr>
         <w:t xml:space="preserve"> </w:t>
       </w:r>
+      <w:proofErr w:type="gramStart"/>
       <w:r>
         <w:rPr>
           <w:rFonts w:ascii="Courier New" w:eastAsia="Times New Roman" w:hAnsi="Courier New" w:cs="Courier New"/>
@@ -3285,7 +3525,16 @@
           <w:sz w:val="20"/>
           <w:szCs w:val="20"/>
         </w:rPr>
-        <w:t>() {</w:t>
+        <w:t>(</w:t>
+      </w:r>
+      <w:proofErr w:type="gramEnd"/>
+      <w:r>
+        <w:rPr>
+          <w:rFonts w:ascii="Courier New" w:eastAsia="Times New Roman" w:hAnsi="Courier New" w:cs="Courier New"/>
+          <w:sz w:val="20"/>
+          <w:szCs w:val="20"/>
+        </w:rPr>
+        <w:t>) {</w:t>
       </w:r>
     </w:p>
     <w:p>
@@ -3321,8 +3570,18 @@
           <w:sz w:val="20"/>
           <w:szCs w:val="20"/>
         </w:rPr>
-        <w:t xml:space="preserve">    TIMER(</w:t>
-      </w:r>
+        <w:t xml:space="preserve">    </w:t>
+      </w:r>
+      <w:proofErr w:type="gramStart"/>
+      <w:r>
+        <w:rPr>
+          <w:rFonts w:ascii="Courier New" w:eastAsia="Times New Roman" w:hAnsi="Courier New" w:cs="Courier New"/>
+          <w:sz w:val="20"/>
+          <w:szCs w:val="20"/>
+        </w:rPr>
+        <w:t>TIMER(</w:t>
+      </w:r>
+      <w:proofErr w:type="gramEnd"/>
     </w:p>
     <w:p>
       <w:pPr>
@@ -3375,7 +3634,25 @@
           <w:sz w:val="20"/>
           <w:szCs w:val="20"/>
         </w:rPr>
-        <w:t xml:space="preserve"> (abs(a - b) &gt; eps) {</w:t>
+        <w:t xml:space="preserve"> (</w:t>
+      </w:r>
+      <w:proofErr w:type="gramStart"/>
+      <w:r>
+        <w:rPr>
+          <w:rFonts w:ascii="Courier New" w:eastAsia="Times New Roman" w:hAnsi="Courier New" w:cs="Courier New"/>
+          <w:sz w:val="20"/>
+          <w:szCs w:val="20"/>
+        </w:rPr>
+        <w:t>abs(</w:t>
+      </w:r>
+      <w:proofErr w:type="gramEnd"/>
+      <w:r>
+        <w:rPr>
+          <w:rFonts w:ascii="Courier New" w:eastAsia="Times New Roman" w:hAnsi="Courier New" w:cs="Courier New"/>
+          <w:sz w:val="20"/>
+          <w:szCs w:val="20"/>
+        </w:rPr>
+        <w:t>a - b) &gt; eps) {</w:t>
       </w:r>
     </w:p>
     <w:p>
@@ -3699,8 +3976,46 @@
           <w:sz w:val="20"/>
           <w:szCs w:val="20"/>
         </w:rPr>
-        <w:t xml:space="preserve">        cout &lt;&lt; fixed &lt;&lt; setprecision(</w:t>
-      </w:r>
+        <w:t xml:space="preserve">        </w:t>
+      </w:r>
+      <w:proofErr w:type="spellStart"/>
+      <w:r>
+        <w:rPr>
+          <w:rFonts w:ascii="Courier New" w:eastAsia="Times New Roman" w:hAnsi="Courier New" w:cs="Courier New"/>
+          <w:sz w:val="20"/>
+          <w:szCs w:val="20"/>
+        </w:rPr>
+        <w:t>cout</w:t>
+      </w:r>
+      <w:proofErr w:type="spellEnd"/>
+      <w:r>
+        <w:rPr>
+          <w:rFonts w:ascii="Courier New" w:eastAsia="Times New Roman" w:hAnsi="Courier New" w:cs="Courier New"/>
+          <w:sz w:val="20"/>
+          <w:szCs w:val="20"/>
+        </w:rPr>
+        <w:t xml:space="preserve"> &lt;&lt; fixed &lt;&lt; </w:t>
+      </w:r>
+      <w:proofErr w:type="spellStart"/>
+      <w:proofErr w:type="gramStart"/>
+      <w:r>
+        <w:rPr>
+          <w:rFonts w:ascii="Courier New" w:eastAsia="Times New Roman" w:hAnsi="Courier New" w:cs="Courier New"/>
+          <w:sz w:val="20"/>
+          <w:szCs w:val="20"/>
+        </w:rPr>
+        <w:t>setprecision</w:t>
+      </w:r>
+      <w:proofErr w:type="spellEnd"/>
+      <w:r>
+        <w:rPr>
+          <w:rFonts w:ascii="Courier New" w:eastAsia="Times New Roman" w:hAnsi="Courier New" w:cs="Courier New"/>
+          <w:sz w:val="20"/>
+          <w:szCs w:val="20"/>
+        </w:rPr>
+        <w:t>(</w:t>
+      </w:r>
+      <w:proofErr w:type="gramEnd"/>
       <w:r>
         <w:rPr>
           <w:rFonts w:ascii="Courier New" w:eastAsia="Times New Roman" w:hAnsi="Courier New" w:cs="Courier New"/>
@@ -3734,8 +4049,18 @@
           <w:sz w:val="20"/>
           <w:szCs w:val="20"/>
         </w:rPr>
-        <w:t xml:space="preserve"> &lt;&lt; i</w:t>
-      </w:r>
+        <w:t xml:space="preserve"> &lt;&lt; </w:t>
+      </w:r>
+      <w:proofErr w:type="spellStart"/>
+      <w:r>
+        <w:rPr>
+          <w:rFonts w:ascii="Courier New" w:eastAsia="Times New Roman" w:hAnsi="Courier New" w:cs="Courier New"/>
+          <w:sz w:val="20"/>
+          <w:szCs w:val="20"/>
+        </w:rPr>
+        <w:t>i</w:t>
+      </w:r>
+      <w:proofErr w:type="spellEnd"/>
     </w:p>
     <w:p>
       <w:pPr>
@@ -3823,7 +4148,25 @@
           <w:sz w:val="20"/>
           <w:szCs w:val="20"/>
         </w:rPr>
-        <w:t xml:space="preserve">        i++;</w:t>
+        <w:t xml:space="preserve">        </w:t>
+      </w:r>
+      <w:proofErr w:type="spellStart"/>
+      <w:r>
+        <w:rPr>
+          <w:rFonts w:ascii="Courier New" w:eastAsia="Times New Roman" w:hAnsi="Courier New" w:cs="Courier New"/>
+          <w:sz w:val="20"/>
+          <w:szCs w:val="20"/>
+        </w:rPr>
+        <w:t>i</w:t>
+      </w:r>
+      <w:proofErr w:type="spellEnd"/>
+      <w:r>
+        <w:rPr>
+          <w:rFonts w:ascii="Courier New" w:eastAsia="Times New Roman" w:hAnsi="Courier New" w:cs="Courier New"/>
+          <w:sz w:val="20"/>
+          <w:szCs w:val="20"/>
+        </w:rPr>
+        <w:t>++;</w:t>
       </w:r>
     </w:p>
     <w:p>
@@ -3895,8 +4238,46 @@
           <w:sz w:val="20"/>
           <w:szCs w:val="20"/>
         </w:rPr>
-        <w:t xml:space="preserve">    cout &lt;&lt; fixed &lt;&lt; setprecision(</w:t>
-      </w:r>
+        <w:t xml:space="preserve">    </w:t>
+      </w:r>
+      <w:proofErr w:type="spellStart"/>
+      <w:r>
+        <w:rPr>
+          <w:rFonts w:ascii="Courier New" w:eastAsia="Times New Roman" w:hAnsi="Courier New" w:cs="Courier New"/>
+          <w:sz w:val="20"/>
+          <w:szCs w:val="20"/>
+        </w:rPr>
+        <w:t>cout</w:t>
+      </w:r>
+      <w:proofErr w:type="spellEnd"/>
+      <w:r>
+        <w:rPr>
+          <w:rFonts w:ascii="Courier New" w:eastAsia="Times New Roman" w:hAnsi="Courier New" w:cs="Courier New"/>
+          <w:sz w:val="20"/>
+          <w:szCs w:val="20"/>
+        </w:rPr>
+        <w:t xml:space="preserve"> &lt;&lt; fixed &lt;&lt; </w:t>
+      </w:r>
+      <w:proofErr w:type="spellStart"/>
+      <w:proofErr w:type="gramStart"/>
+      <w:r>
+        <w:rPr>
+          <w:rFonts w:ascii="Courier New" w:eastAsia="Times New Roman" w:hAnsi="Courier New" w:cs="Courier New"/>
+          <w:sz w:val="20"/>
+          <w:szCs w:val="20"/>
+        </w:rPr>
+        <w:t>setprecision</w:t>
+      </w:r>
+      <w:proofErr w:type="spellEnd"/>
+      <w:r>
+        <w:rPr>
+          <w:rFonts w:ascii="Courier New" w:eastAsia="Times New Roman" w:hAnsi="Courier New" w:cs="Courier New"/>
+          <w:sz w:val="20"/>
+          <w:szCs w:val="20"/>
+        </w:rPr>
+        <w:t>(</w:t>
+      </w:r>
+      <w:proofErr w:type="gramEnd"/>
       <w:r>
         <w:rPr>
           <w:rFonts w:ascii="Courier New" w:eastAsia="Times New Roman" w:hAnsi="Courier New" w:cs="Courier New"/>
@@ -5497,7 +5878,27 @@
           <w:szCs w:val="28"/>
           <w:lang w:val="ru-RU"/>
         </w:rPr>
-        <w:t>Исходя из выходных данных можно сделать вывод, что метод бисекции выполняется в течении 17 итераций и занимает время, приближенное к 15 миллисекундам.</w:t>
+        <w:t xml:space="preserve">Исходя из выходных данных можно сделать вывод, что метод </w:t>
+      </w:r>
+      <w:proofErr w:type="spellStart"/>
+      <w:r>
+        <w:rPr>
+          <w:rFonts w:ascii="Times New Roman" w:eastAsia="Times New Roman" w:hAnsi="Times New Roman" w:cs="Times New Roman"/>
+          <w:sz w:val="28"/>
+          <w:szCs w:val="28"/>
+          <w:lang w:val="ru-RU"/>
+        </w:rPr>
+        <w:t>бисекции</w:t>
+      </w:r>
+      <w:proofErr w:type="spellEnd"/>
+      <w:r>
+        <w:rPr>
+          <w:rFonts w:ascii="Times New Roman" w:eastAsia="Times New Roman" w:hAnsi="Times New Roman" w:cs="Times New Roman"/>
+          <w:sz w:val="28"/>
+          <w:szCs w:val="28"/>
+          <w:lang w:val="ru-RU"/>
+        </w:rPr>
+        <w:t xml:space="preserve"> выполняется в течении 17 итераций и занимает время, приближенное к 15 миллисекундам.</w:t>
       </w:r>
     </w:p>
     <w:p>
@@ -6842,6 +7243,7 @@
         </w:rPr>
         <w:t>, на каждом шагу сравниваются два соседних |x</w:t>
       </w:r>
+      <w:proofErr w:type="spellStart"/>
       <w:r>
         <w:rPr>
           <w:rFonts w:ascii="Times New Roman" w:hAnsi="Times New Roman" w:cs="Times New Roman"/>
@@ -6852,6 +7254,7 @@
         </w:rPr>
         <w:t>i</w:t>
       </w:r>
+      <w:proofErr w:type="spellEnd"/>
       <w:r>
         <w:rPr>
           <w:rFonts w:ascii="Times New Roman" w:hAnsi="Times New Roman" w:cs="Times New Roman"/>
@@ -6862,6 +7265,7 @@
         </w:rPr>
         <w:t xml:space="preserve"> – x</w:t>
       </w:r>
+      <w:proofErr w:type="spellStart"/>
       <w:r>
         <w:rPr>
           <w:rFonts w:ascii="Times New Roman" w:hAnsi="Times New Roman" w:cs="Times New Roman"/>
@@ -6872,6 +7276,7 @@
         </w:rPr>
         <w:t>i</w:t>
       </w:r>
+      <w:proofErr w:type="spellEnd"/>
       <w:r>
         <w:rPr>
           <w:rFonts w:ascii="Times New Roman" w:hAnsi="Times New Roman" w:cs="Times New Roman"/>
@@ -6914,6 +7319,7 @@
         </w:rPr>
         <w:t>, и при |x</w:t>
       </w:r>
+      <w:proofErr w:type="spellStart"/>
       <w:r>
         <w:rPr>
           <w:rFonts w:ascii="Times New Roman" w:hAnsi="Times New Roman" w:cs="Times New Roman"/>
@@ -6924,6 +7330,7 @@
         </w:rPr>
         <w:t>i</w:t>
       </w:r>
+      <w:proofErr w:type="spellEnd"/>
       <w:r>
         <w:rPr>
           <w:rFonts w:ascii="Times New Roman" w:hAnsi="Times New Roman" w:cs="Times New Roman"/>
@@ -6934,6 +7341,7 @@
         </w:rPr>
         <w:t>- x</w:t>
       </w:r>
+      <w:proofErr w:type="spellStart"/>
       <w:r>
         <w:rPr>
           <w:rFonts w:ascii="Times New Roman" w:hAnsi="Times New Roman" w:cs="Times New Roman"/>
@@ -6944,6 +7352,7 @@
         </w:rPr>
         <w:t>i</w:t>
       </w:r>
+      <w:proofErr w:type="spellEnd"/>
       <w:r>
         <w:rPr>
           <w:rFonts w:ascii="Times New Roman" w:hAnsi="Times New Roman" w:cs="Times New Roman"/>
@@ -6965,6 +7374,7 @@
         </w:rPr>
         <w:t>| &lt;= ε эти корни попадают практически в одну точку, следовательно за искомый корень можно брать любой из них (например, x</w:t>
       </w:r>
+      <w:proofErr w:type="spellStart"/>
       <w:r>
         <w:rPr>
           <w:rFonts w:ascii="Times New Roman" w:hAnsi="Times New Roman" w:cs="Times New Roman"/>
@@ -6975,6 +7385,7 @@
         </w:rPr>
         <w:t>i</w:t>
       </w:r>
+      <w:proofErr w:type="spellEnd"/>
       <w:r>
         <w:rPr>
           <w:rFonts w:ascii="Times New Roman" w:hAnsi="Times New Roman" w:cs="Times New Roman"/>
@@ -7229,7 +7640,25 @@
           <w:sz w:val="20"/>
           <w:szCs w:val="20"/>
         </w:rPr>
-        <w:t>#include &lt;cmath&gt;</w:t>
+        <w:t>#include &lt;</w:t>
+      </w:r>
+      <w:proofErr w:type="spellStart"/>
+      <w:r>
+        <w:rPr>
+          <w:rFonts w:ascii="Courier New" w:eastAsia="Times New Roman" w:hAnsi="Courier New" w:cs="Courier New"/>
+          <w:sz w:val="20"/>
+          <w:szCs w:val="20"/>
+        </w:rPr>
+        <w:t>cmath</w:t>
+      </w:r>
+      <w:proofErr w:type="spellEnd"/>
+      <w:r>
+        <w:rPr>
+          <w:rFonts w:ascii="Courier New" w:eastAsia="Times New Roman" w:hAnsi="Courier New" w:cs="Courier New"/>
+          <w:sz w:val="20"/>
+          <w:szCs w:val="20"/>
+        </w:rPr>
+        <w:t>&gt;</w:t>
       </w:r>
     </w:p>
     <w:p>
@@ -7265,7 +7694,25 @@
           <w:sz w:val="20"/>
           <w:szCs w:val="20"/>
         </w:rPr>
-        <w:t>#include &lt;iomanip&gt;</w:t>
+        <w:t>#include &lt;</w:t>
+      </w:r>
+      <w:proofErr w:type="spellStart"/>
+      <w:r>
+        <w:rPr>
+          <w:rFonts w:ascii="Courier New" w:eastAsia="Times New Roman" w:hAnsi="Courier New" w:cs="Courier New"/>
+          <w:sz w:val="20"/>
+          <w:szCs w:val="20"/>
+        </w:rPr>
+        <w:t>iomanip</w:t>
+      </w:r>
+      <w:proofErr w:type="spellEnd"/>
+      <w:r>
+        <w:rPr>
+          <w:rFonts w:ascii="Courier New" w:eastAsia="Times New Roman" w:hAnsi="Courier New" w:cs="Courier New"/>
+          <w:sz w:val="20"/>
+          <w:szCs w:val="20"/>
+        </w:rPr>
+        <w:t>&gt;</w:t>
       </w:r>
     </w:p>
     <w:p>
@@ -7301,7 +7748,25 @@
           <w:sz w:val="20"/>
           <w:szCs w:val="20"/>
         </w:rPr>
-        <w:t>#include "timer.h"</w:t>
+        <w:t>#include "</w:t>
+      </w:r>
+      <w:proofErr w:type="spellStart"/>
+      <w:r>
+        <w:rPr>
+          <w:rFonts w:ascii="Courier New" w:eastAsia="Times New Roman" w:hAnsi="Courier New" w:cs="Courier New"/>
+          <w:sz w:val="20"/>
+          <w:szCs w:val="20"/>
+        </w:rPr>
+        <w:t>timer.h</w:t>
+      </w:r>
+      <w:proofErr w:type="spellEnd"/>
+      <w:r>
+        <w:rPr>
+          <w:rFonts w:ascii="Courier New" w:eastAsia="Times New Roman" w:hAnsi="Courier New" w:cs="Courier New"/>
+          <w:sz w:val="20"/>
+          <w:szCs w:val="20"/>
+        </w:rPr>
+        <w:t>"</w:t>
       </w:r>
     </w:p>
     <w:p>
@@ -7603,8 +8068,18 @@
           <w:sz w:val="20"/>
           <w:szCs w:val="20"/>
         </w:rPr>
-        <w:t xml:space="preserve"> - cos(</w:t>
-      </w:r>
+        <w:t xml:space="preserve"> - </w:t>
+      </w:r>
+      <w:proofErr w:type="gramStart"/>
+      <w:r>
+        <w:rPr>
+          <w:rFonts w:ascii="Courier New" w:eastAsia="Times New Roman" w:hAnsi="Courier New" w:cs="Courier New"/>
+          <w:sz w:val="20"/>
+          <w:szCs w:val="20"/>
+        </w:rPr>
+        <w:t>cos(</w:t>
+      </w:r>
+      <w:proofErr w:type="gramEnd"/>
       <w:r>
         <w:rPr>
           <w:rFonts w:ascii="Courier New" w:eastAsia="Times New Roman" w:hAnsi="Courier New" w:cs="Courier New"/>
@@ -7803,7 +8278,25 @@
           <w:sz w:val="20"/>
           <w:szCs w:val="20"/>
         </w:rPr>
-        <w:t xml:space="preserve"> i = </w:t>
+        <w:t xml:space="preserve"> </w:t>
+      </w:r>
+      <w:proofErr w:type="spellStart"/>
+      <w:r>
+        <w:rPr>
+          <w:rFonts w:ascii="Courier New" w:eastAsia="Times New Roman" w:hAnsi="Courier New" w:cs="Courier New"/>
+          <w:sz w:val="20"/>
+          <w:szCs w:val="20"/>
+        </w:rPr>
+        <w:t>i</w:t>
+      </w:r>
+      <w:proofErr w:type="spellEnd"/>
+      <w:r>
+        <w:rPr>
+          <w:rFonts w:ascii="Courier New" w:eastAsia="Times New Roman" w:hAnsi="Courier New" w:cs="Courier New"/>
+          <w:sz w:val="20"/>
+          <w:szCs w:val="20"/>
+        </w:rPr>
+        <w:t xml:space="preserve"> = </w:t>
       </w:r>
       <w:r>
         <w:rPr>
@@ -7897,6 +8390,7 @@
         </w:rPr>
         <w:t xml:space="preserve"> </w:t>
       </w:r>
+      <w:proofErr w:type="gramStart"/>
       <w:r>
         <w:rPr>
           <w:rFonts w:ascii="Courier New" w:eastAsia="Times New Roman" w:hAnsi="Courier New" w:cs="Courier New"/>
@@ -7915,6 +8409,7 @@
         </w:rPr>
         <w:t>(</w:t>
       </w:r>
+      <w:proofErr w:type="gramEnd"/>
       <w:r>
         <w:rPr>
           <w:rFonts w:ascii="Courier New" w:eastAsia="Times New Roman" w:hAnsi="Courier New" w:cs="Courier New"/>
@@ -8003,8 +8498,18 @@
           <w:sz w:val="20"/>
           <w:szCs w:val="20"/>
         </w:rPr>
-        <w:t xml:space="preserve"> + sin(</w:t>
-      </w:r>
+        <w:t xml:space="preserve"> + </w:t>
+      </w:r>
+      <w:proofErr w:type="gramStart"/>
+      <w:r>
+        <w:rPr>
+          <w:rFonts w:ascii="Courier New" w:eastAsia="Times New Roman" w:hAnsi="Courier New" w:cs="Courier New"/>
+          <w:sz w:val="20"/>
+          <w:szCs w:val="20"/>
+        </w:rPr>
+        <w:t>sin(</w:t>
+      </w:r>
+      <w:proofErr w:type="gramEnd"/>
       <w:r>
         <w:rPr>
           <w:rFonts w:ascii="Courier New" w:eastAsia="Times New Roman" w:hAnsi="Courier New" w:cs="Courier New"/>
@@ -8133,6 +8638,7 @@
         </w:rPr>
         <w:t xml:space="preserve"> </w:t>
       </w:r>
+      <w:proofErr w:type="gramStart"/>
       <w:r>
         <w:rPr>
           <w:rFonts w:ascii="Courier New" w:eastAsia="Times New Roman" w:hAnsi="Courier New" w:cs="Courier New"/>
@@ -8149,7 +8655,16 @@
           <w:sz w:val="20"/>
           <w:szCs w:val="20"/>
         </w:rPr>
-        <w:t>() {</w:t>
+        <w:t>(</w:t>
+      </w:r>
+      <w:proofErr w:type="gramEnd"/>
+      <w:r>
+        <w:rPr>
+          <w:rFonts w:ascii="Courier New" w:eastAsia="Times New Roman" w:hAnsi="Courier New" w:cs="Courier New"/>
+          <w:sz w:val="20"/>
+          <w:szCs w:val="20"/>
+        </w:rPr>
+        <w:t>) {</w:t>
       </w:r>
     </w:p>
     <w:p>
@@ -8185,8 +8700,18 @@
           <w:sz w:val="20"/>
           <w:szCs w:val="20"/>
         </w:rPr>
-        <w:t xml:space="preserve">    TIMER(</w:t>
-      </w:r>
+        <w:t xml:space="preserve">    </w:t>
+      </w:r>
+      <w:proofErr w:type="gramStart"/>
+      <w:r>
+        <w:rPr>
+          <w:rFonts w:ascii="Courier New" w:eastAsia="Times New Roman" w:hAnsi="Courier New" w:cs="Courier New"/>
+          <w:sz w:val="20"/>
+          <w:szCs w:val="20"/>
+        </w:rPr>
+        <w:t>TIMER(</w:t>
+      </w:r>
+      <w:proofErr w:type="gramEnd"/>
     </w:p>
     <w:p>
       <w:pPr>
@@ -8393,7 +8918,25 @@
           <w:sz w:val="20"/>
           <w:szCs w:val="20"/>
         </w:rPr>
-        <w:t xml:space="preserve"> (abs(x0 - x1) &gt; eps) {</w:t>
+        <w:t xml:space="preserve"> (</w:t>
+      </w:r>
+      <w:proofErr w:type="gramStart"/>
+      <w:r>
+        <w:rPr>
+          <w:rFonts w:ascii="Courier New" w:eastAsia="Times New Roman" w:hAnsi="Courier New" w:cs="Courier New"/>
+          <w:sz w:val="20"/>
+          <w:szCs w:val="20"/>
+        </w:rPr>
+        <w:t>abs(</w:t>
+      </w:r>
+      <w:proofErr w:type="gramEnd"/>
+      <w:r>
+        <w:rPr>
+          <w:rFonts w:ascii="Courier New" w:eastAsia="Times New Roman" w:hAnsi="Courier New" w:cs="Courier New"/>
+          <w:sz w:val="20"/>
+          <w:szCs w:val="20"/>
+        </w:rPr>
+        <w:t>x0 - x1) &gt; eps) {</w:t>
       </w:r>
     </w:p>
     <w:p>
@@ -8501,8 +9044,46 @@
           <w:sz w:val="20"/>
           <w:szCs w:val="20"/>
         </w:rPr>
-        <w:t xml:space="preserve">            cout &lt;&lt; fixed &lt;&lt; setprecision(</w:t>
-      </w:r>
+        <w:t xml:space="preserve">            </w:t>
+      </w:r>
+      <w:proofErr w:type="spellStart"/>
+      <w:r>
+        <w:rPr>
+          <w:rFonts w:ascii="Courier New" w:eastAsia="Times New Roman" w:hAnsi="Courier New" w:cs="Courier New"/>
+          <w:sz w:val="20"/>
+          <w:szCs w:val="20"/>
+        </w:rPr>
+        <w:t>cout</w:t>
+      </w:r>
+      <w:proofErr w:type="spellEnd"/>
+      <w:r>
+        <w:rPr>
+          <w:rFonts w:ascii="Courier New" w:eastAsia="Times New Roman" w:hAnsi="Courier New" w:cs="Courier New"/>
+          <w:sz w:val="20"/>
+          <w:szCs w:val="20"/>
+        </w:rPr>
+        <w:t xml:space="preserve"> &lt;&lt; fixed &lt;&lt; </w:t>
+      </w:r>
+      <w:proofErr w:type="spellStart"/>
+      <w:proofErr w:type="gramStart"/>
+      <w:r>
+        <w:rPr>
+          <w:rFonts w:ascii="Courier New" w:eastAsia="Times New Roman" w:hAnsi="Courier New" w:cs="Courier New"/>
+          <w:sz w:val="20"/>
+          <w:szCs w:val="20"/>
+        </w:rPr>
+        <w:t>setprecision</w:t>
+      </w:r>
+      <w:proofErr w:type="spellEnd"/>
+      <w:r>
+        <w:rPr>
+          <w:rFonts w:ascii="Courier New" w:eastAsia="Times New Roman" w:hAnsi="Courier New" w:cs="Courier New"/>
+          <w:sz w:val="20"/>
+          <w:szCs w:val="20"/>
+        </w:rPr>
+        <w:t>(</w:t>
+      </w:r>
+      <w:proofErr w:type="gramEnd"/>
       <w:r>
         <w:rPr>
           <w:rFonts w:ascii="Courier New" w:eastAsia="Times New Roman" w:hAnsi="Courier New" w:cs="Courier New"/>
@@ -8536,8 +9117,18 @@
           <w:sz w:val="20"/>
           <w:szCs w:val="20"/>
         </w:rPr>
-        <w:t xml:space="preserve"> &lt;&lt; i</w:t>
-      </w:r>
+        <w:t xml:space="preserve"> &lt;&lt; </w:t>
+      </w:r>
+      <w:proofErr w:type="spellStart"/>
+      <w:r>
+        <w:rPr>
+          <w:rFonts w:ascii="Courier New" w:eastAsia="Times New Roman" w:hAnsi="Courier New" w:cs="Courier New"/>
+          <w:sz w:val="20"/>
+          <w:szCs w:val="20"/>
+        </w:rPr>
+        <w:t>i</w:t>
+      </w:r>
+      <w:proofErr w:type="spellEnd"/>
     </w:p>
     <w:p>
       <w:pPr>
@@ -8649,7 +9240,25 @@
           <w:sz w:val="20"/>
           <w:szCs w:val="20"/>
         </w:rPr>
-        <w:t xml:space="preserve">            i++;</w:t>
+        <w:t xml:space="preserve">            </w:t>
+      </w:r>
+      <w:proofErr w:type="spellStart"/>
+      <w:r>
+        <w:rPr>
+          <w:rFonts w:ascii="Courier New" w:eastAsia="Times New Roman" w:hAnsi="Courier New" w:cs="Courier New"/>
+          <w:sz w:val="20"/>
+          <w:szCs w:val="20"/>
+        </w:rPr>
+        <w:t>i</w:t>
+      </w:r>
+      <w:proofErr w:type="spellEnd"/>
+      <w:r>
+        <w:rPr>
+          <w:rFonts w:ascii="Courier New" w:eastAsia="Times New Roman" w:hAnsi="Courier New" w:cs="Courier New"/>
+          <w:sz w:val="20"/>
+          <w:szCs w:val="20"/>
+        </w:rPr>
+        <w:t>++;</w:t>
       </w:r>
     </w:p>
     <w:p>
@@ -8749,8 +9358,46 @@
           <w:sz w:val="20"/>
           <w:szCs w:val="20"/>
         </w:rPr>
-        <w:t xml:space="preserve">        cout &lt;&lt; fixed &lt;&lt; setprecision(</w:t>
-      </w:r>
+        <w:t xml:space="preserve">        </w:t>
+      </w:r>
+      <w:proofErr w:type="spellStart"/>
+      <w:r>
+        <w:rPr>
+          <w:rFonts w:ascii="Courier New" w:eastAsia="Times New Roman" w:hAnsi="Courier New" w:cs="Courier New"/>
+          <w:sz w:val="20"/>
+          <w:szCs w:val="20"/>
+        </w:rPr>
+        <w:t>cout</w:t>
+      </w:r>
+      <w:proofErr w:type="spellEnd"/>
+      <w:r>
+        <w:rPr>
+          <w:rFonts w:ascii="Courier New" w:eastAsia="Times New Roman" w:hAnsi="Courier New" w:cs="Courier New"/>
+          <w:sz w:val="20"/>
+          <w:szCs w:val="20"/>
+        </w:rPr>
+        <w:t xml:space="preserve"> &lt;&lt; fixed &lt;&lt; </w:t>
+      </w:r>
+      <w:proofErr w:type="spellStart"/>
+      <w:proofErr w:type="gramStart"/>
+      <w:r>
+        <w:rPr>
+          <w:rFonts w:ascii="Courier New" w:eastAsia="Times New Roman" w:hAnsi="Courier New" w:cs="Courier New"/>
+          <w:sz w:val="20"/>
+          <w:szCs w:val="20"/>
+        </w:rPr>
+        <w:t>setprecision</w:t>
+      </w:r>
+      <w:proofErr w:type="spellEnd"/>
+      <w:r>
+        <w:rPr>
+          <w:rFonts w:ascii="Courier New" w:eastAsia="Times New Roman" w:hAnsi="Courier New" w:cs="Courier New"/>
+          <w:sz w:val="20"/>
+          <w:szCs w:val="20"/>
+        </w:rPr>
+        <w:t>(</w:t>
+      </w:r>
+      <w:proofErr w:type="gramEnd"/>
       <w:r>
         <w:rPr>
           <w:rFonts w:ascii="Courier New" w:eastAsia="Times New Roman" w:hAnsi="Courier New" w:cs="Courier New"/>
@@ -9311,7 +9958,29 @@
           <w:szCs w:val="28"/>
           <w:lang w:val="ru-RU"/>
         </w:rPr>
-        <w:t xml:space="preserve">Так как f(b) * f ''(b) &gt; 0, то начальное приближение выбирается справа: </w:t>
+        <w:t>Так как f(b) * f ''(b</w:t>
+      </w:r>
+      <w:proofErr w:type="gramStart"/>
+      <w:r>
+        <w:rPr>
+          <w:rFonts w:ascii="Times New Roman" w:eastAsiaTheme="minorEastAsia" w:hAnsi="Times New Roman" w:cs="Times New Roman"/>
+          <w:iCs/>
+          <w:sz w:val="28"/>
+          <w:szCs w:val="28"/>
+          <w:lang w:val="ru-RU"/>
+        </w:rPr>
+        <w:t>) &gt;</w:t>
+      </w:r>
+      <w:proofErr w:type="gramEnd"/>
+      <w:r>
+        <w:rPr>
+          <w:rFonts w:ascii="Times New Roman" w:eastAsiaTheme="minorEastAsia" w:hAnsi="Times New Roman" w:cs="Times New Roman"/>
+          <w:iCs/>
+          <w:sz w:val="28"/>
+          <w:szCs w:val="28"/>
+          <w:lang w:val="ru-RU"/>
+        </w:rPr>
+        <w:t xml:space="preserve"> 0, то начальное приближение выбирается справа: </w:t>
       </w:r>
       <w:r>
         <w:rPr>
@@ -9692,6 +10361,7 @@
         </w:rPr>
         <w:t>, на каждом шагу сравниваются два соседних |x</w:t>
       </w:r>
+      <w:proofErr w:type="spellStart"/>
       <w:r>
         <w:rPr>
           <w:rFonts w:ascii="Times New Roman" w:hAnsi="Times New Roman" w:cs="Times New Roman"/>
@@ -9702,6 +10372,7 @@
         </w:rPr>
         <w:t>i</w:t>
       </w:r>
+      <w:proofErr w:type="spellEnd"/>
       <w:r>
         <w:rPr>
           <w:rFonts w:ascii="Times New Roman" w:hAnsi="Times New Roman" w:cs="Times New Roman"/>
@@ -9712,6 +10383,7 @@
         </w:rPr>
         <w:t xml:space="preserve"> – x</w:t>
       </w:r>
+      <w:proofErr w:type="spellStart"/>
       <w:r>
         <w:rPr>
           <w:rFonts w:ascii="Times New Roman" w:hAnsi="Times New Roman" w:cs="Times New Roman"/>
@@ -9722,6 +10394,7 @@
         </w:rPr>
         <w:t>i</w:t>
       </w:r>
+      <w:proofErr w:type="spellEnd"/>
       <w:r>
         <w:rPr>
           <w:rFonts w:ascii="Times New Roman" w:hAnsi="Times New Roman" w:cs="Times New Roman"/>
@@ -9764,6 +10437,7 @@
         </w:rPr>
         <w:t>, и при |x</w:t>
       </w:r>
+      <w:proofErr w:type="spellStart"/>
       <w:r>
         <w:rPr>
           <w:rFonts w:ascii="Times New Roman" w:hAnsi="Times New Roman" w:cs="Times New Roman"/>
@@ -9774,6 +10448,7 @@
         </w:rPr>
         <w:t>i</w:t>
       </w:r>
+      <w:proofErr w:type="spellEnd"/>
       <w:r>
         <w:rPr>
           <w:rFonts w:ascii="Times New Roman" w:hAnsi="Times New Roman" w:cs="Times New Roman"/>
@@ -9784,6 +10459,7 @@
         </w:rPr>
         <w:t>- x</w:t>
       </w:r>
+      <w:proofErr w:type="spellStart"/>
       <w:r>
         <w:rPr>
           <w:rFonts w:ascii="Times New Roman" w:hAnsi="Times New Roman" w:cs="Times New Roman"/>
@@ -9794,6 +10470,7 @@
         </w:rPr>
         <w:t>i</w:t>
       </w:r>
+      <w:proofErr w:type="spellEnd"/>
       <w:r>
         <w:rPr>
           <w:rFonts w:ascii="Times New Roman" w:hAnsi="Times New Roman" w:cs="Times New Roman"/>
@@ -9815,6 +10492,7 @@
         </w:rPr>
         <w:t>| &lt;= ε эти корни попадают практически в одну точку, следовательно за искомый корень можно брать любой из них (например, x</w:t>
       </w:r>
+      <w:proofErr w:type="spellStart"/>
       <w:r>
         <w:rPr>
           <w:rFonts w:ascii="Times New Roman" w:hAnsi="Times New Roman" w:cs="Times New Roman"/>
@@ -9825,6 +10503,7 @@
         </w:rPr>
         <w:t>i</w:t>
       </w:r>
+      <w:proofErr w:type="spellEnd"/>
       <w:r>
         <w:rPr>
           <w:rFonts w:ascii="Times New Roman" w:hAnsi="Times New Roman" w:cs="Times New Roman"/>
@@ -10027,7 +10706,25 @@
           <w:sz w:val="20"/>
           <w:szCs w:val="20"/>
         </w:rPr>
-        <w:t>#include &lt;cmath&gt;</w:t>
+        <w:t>#include &lt;</w:t>
+      </w:r>
+      <w:proofErr w:type="spellStart"/>
+      <w:r>
+        <w:rPr>
+          <w:rFonts w:ascii="Courier New" w:eastAsia="Times New Roman" w:hAnsi="Courier New" w:cs="Courier New"/>
+          <w:sz w:val="20"/>
+          <w:szCs w:val="20"/>
+        </w:rPr>
+        <w:t>cmath</w:t>
+      </w:r>
+      <w:proofErr w:type="spellEnd"/>
+      <w:r>
+        <w:rPr>
+          <w:rFonts w:ascii="Courier New" w:eastAsia="Times New Roman" w:hAnsi="Courier New" w:cs="Courier New"/>
+          <w:sz w:val="20"/>
+          <w:szCs w:val="20"/>
+        </w:rPr>
+        <w:t>&gt;</w:t>
       </w:r>
     </w:p>
     <w:p>
@@ -10063,7 +10760,25 @@
           <w:sz w:val="20"/>
           <w:szCs w:val="20"/>
         </w:rPr>
-        <w:t>#include &lt;iomanip&gt;</w:t>
+        <w:t>#include &lt;</w:t>
+      </w:r>
+      <w:proofErr w:type="spellStart"/>
+      <w:r>
+        <w:rPr>
+          <w:rFonts w:ascii="Courier New" w:eastAsia="Times New Roman" w:hAnsi="Courier New" w:cs="Courier New"/>
+          <w:sz w:val="20"/>
+          <w:szCs w:val="20"/>
+        </w:rPr>
+        <w:t>iomanip</w:t>
+      </w:r>
+      <w:proofErr w:type="spellEnd"/>
+      <w:r>
+        <w:rPr>
+          <w:rFonts w:ascii="Courier New" w:eastAsia="Times New Roman" w:hAnsi="Courier New" w:cs="Courier New"/>
+          <w:sz w:val="20"/>
+          <w:szCs w:val="20"/>
+        </w:rPr>
+        <w:t>&gt;</w:t>
       </w:r>
     </w:p>
     <w:p>
@@ -10099,7 +10814,25 @@
           <w:sz w:val="20"/>
           <w:szCs w:val="20"/>
         </w:rPr>
-        <w:t>#include "timer.h"</w:t>
+        <w:t>#include "</w:t>
+      </w:r>
+      <w:proofErr w:type="spellStart"/>
+      <w:r>
+        <w:rPr>
+          <w:rFonts w:ascii="Courier New" w:eastAsia="Times New Roman" w:hAnsi="Courier New" w:cs="Courier New"/>
+          <w:sz w:val="20"/>
+          <w:szCs w:val="20"/>
+        </w:rPr>
+        <w:t>timer.h</w:t>
+      </w:r>
+      <w:proofErr w:type="spellEnd"/>
+      <w:r>
+        <w:rPr>
+          <w:rFonts w:ascii="Courier New" w:eastAsia="Times New Roman" w:hAnsi="Courier New" w:cs="Courier New"/>
+          <w:sz w:val="20"/>
+          <w:szCs w:val="20"/>
+        </w:rPr>
+        <w:t>"</w:t>
       </w:r>
     </w:p>
     <w:p>
@@ -10475,7 +11208,25 @@
           <w:sz w:val="20"/>
           <w:szCs w:val="20"/>
         </w:rPr>
-        <w:t xml:space="preserve"> i = </w:t>
+        <w:t xml:space="preserve"> </w:t>
+      </w:r>
+      <w:proofErr w:type="spellStart"/>
+      <w:r>
+        <w:rPr>
+          <w:rFonts w:ascii="Courier New" w:eastAsia="Times New Roman" w:hAnsi="Courier New" w:cs="Courier New"/>
+          <w:sz w:val="20"/>
+          <w:szCs w:val="20"/>
+        </w:rPr>
+        <w:t>i</w:t>
+      </w:r>
+      <w:proofErr w:type="spellEnd"/>
+      <w:r>
+        <w:rPr>
+          <w:rFonts w:ascii="Courier New" w:eastAsia="Times New Roman" w:hAnsi="Courier New" w:cs="Courier New"/>
+          <w:sz w:val="20"/>
+          <w:szCs w:val="20"/>
+        </w:rPr>
+        <w:t xml:space="preserve"> = </w:t>
       </w:r>
       <w:r>
         <w:rPr>
@@ -10569,6 +11320,7 @@
         </w:rPr>
         <w:t xml:space="preserve"> </w:t>
       </w:r>
+      <w:proofErr w:type="gramStart"/>
       <w:r>
         <w:rPr>
           <w:rFonts w:ascii="Courier New" w:eastAsia="Times New Roman" w:hAnsi="Courier New" w:cs="Courier New"/>
@@ -10587,6 +11339,7 @@
         </w:rPr>
         <w:t>(</w:t>
       </w:r>
+      <w:proofErr w:type="gramEnd"/>
       <w:r>
         <w:rPr>
           <w:rFonts w:ascii="Courier New" w:eastAsia="Times New Roman" w:hAnsi="Courier New" w:cs="Courier New"/>
@@ -10675,8 +11428,18 @@
           <w:sz w:val="20"/>
           <w:szCs w:val="20"/>
         </w:rPr>
-        <w:t xml:space="preserve"> + sin(</w:t>
-      </w:r>
+        <w:t xml:space="preserve"> + </w:t>
+      </w:r>
+      <w:proofErr w:type="gramStart"/>
+      <w:r>
+        <w:rPr>
+          <w:rFonts w:ascii="Courier New" w:eastAsia="Times New Roman" w:hAnsi="Courier New" w:cs="Courier New"/>
+          <w:sz w:val="20"/>
+          <w:szCs w:val="20"/>
+        </w:rPr>
+        <w:t>sin(</w:t>
+      </w:r>
+      <w:proofErr w:type="gramEnd"/>
       <w:r>
         <w:rPr>
           <w:rFonts w:ascii="Courier New" w:eastAsia="Times New Roman" w:hAnsi="Courier New" w:cs="Courier New"/>
@@ -10805,6 +11568,7 @@
         </w:rPr>
         <w:t xml:space="preserve"> </w:t>
       </w:r>
+      <w:proofErr w:type="gramStart"/>
       <w:r>
         <w:rPr>
           <w:rFonts w:ascii="Courier New" w:eastAsia="Times New Roman" w:hAnsi="Courier New" w:cs="Courier New"/>
@@ -10823,6 +11587,7 @@
         </w:rPr>
         <w:t>(</w:t>
       </w:r>
+      <w:proofErr w:type="gramEnd"/>
       <w:r>
         <w:rPr>
           <w:rFonts w:ascii="Courier New" w:eastAsia="Times New Roman" w:hAnsi="Courier New" w:cs="Courier New"/>
@@ -10911,8 +11676,18 @@
           <w:sz w:val="20"/>
           <w:szCs w:val="20"/>
         </w:rPr>
-        <w:t xml:space="preserve"> - cos(</w:t>
-      </w:r>
+        <w:t xml:space="preserve"> - </w:t>
+      </w:r>
+      <w:proofErr w:type="gramStart"/>
+      <w:r>
+        <w:rPr>
+          <w:rFonts w:ascii="Courier New" w:eastAsia="Times New Roman" w:hAnsi="Courier New" w:cs="Courier New"/>
+          <w:sz w:val="20"/>
+          <w:szCs w:val="20"/>
+        </w:rPr>
+        <w:t>cos(</w:t>
+      </w:r>
+      <w:proofErr w:type="gramEnd"/>
       <w:r>
         <w:rPr>
           <w:rFonts w:ascii="Courier New" w:eastAsia="Times New Roman" w:hAnsi="Courier New" w:cs="Courier New"/>
@@ -11041,6 +11816,7 @@
         </w:rPr>
         <w:t xml:space="preserve"> </w:t>
       </w:r>
+      <w:proofErr w:type="gramStart"/>
       <w:r>
         <w:rPr>
           <w:rFonts w:ascii="Courier New" w:eastAsia="Times New Roman" w:hAnsi="Courier New" w:cs="Courier New"/>
@@ -11057,7 +11833,16 @@
           <w:sz w:val="20"/>
           <w:szCs w:val="20"/>
         </w:rPr>
-        <w:t>() {</w:t>
+        <w:t>(</w:t>
+      </w:r>
+      <w:proofErr w:type="gramEnd"/>
+      <w:r>
+        <w:rPr>
+          <w:rFonts w:ascii="Courier New" w:eastAsia="Times New Roman" w:hAnsi="Courier New" w:cs="Courier New"/>
+          <w:sz w:val="20"/>
+          <w:szCs w:val="20"/>
+        </w:rPr>
+        <w:t>) {</w:t>
       </w:r>
     </w:p>
     <w:p>
@@ -11093,8 +11878,18 @@
           <w:sz w:val="20"/>
           <w:szCs w:val="20"/>
         </w:rPr>
-        <w:t xml:space="preserve">    TIMER(</w:t>
-      </w:r>
+        <w:t xml:space="preserve">    </w:t>
+      </w:r>
+      <w:proofErr w:type="gramStart"/>
+      <w:r>
+        <w:rPr>
+          <w:rFonts w:ascii="Courier New" w:eastAsia="Times New Roman" w:hAnsi="Courier New" w:cs="Courier New"/>
+          <w:sz w:val="20"/>
+          <w:szCs w:val="20"/>
+        </w:rPr>
+        <w:t>TIMER(</w:t>
+      </w:r>
+      <w:proofErr w:type="gramEnd"/>
     </w:p>
     <w:p>
       <w:pPr>
@@ -11183,7 +11978,25 @@
           <w:sz w:val="20"/>
           <w:szCs w:val="20"/>
         </w:rPr>
-        <w:t xml:space="preserve"> (abs(x0 - x1) &gt; eps) {</w:t>
+        <w:t xml:space="preserve"> (</w:t>
+      </w:r>
+      <w:proofErr w:type="gramStart"/>
+      <w:r>
+        <w:rPr>
+          <w:rFonts w:ascii="Courier New" w:eastAsia="Times New Roman" w:hAnsi="Courier New" w:cs="Courier New"/>
+          <w:sz w:val="20"/>
+          <w:szCs w:val="20"/>
+        </w:rPr>
+        <w:t>abs(</w:t>
+      </w:r>
+      <w:proofErr w:type="gramEnd"/>
+      <w:r>
+        <w:rPr>
+          <w:rFonts w:ascii="Courier New" w:eastAsia="Times New Roman" w:hAnsi="Courier New" w:cs="Courier New"/>
+          <w:sz w:val="20"/>
+          <w:szCs w:val="20"/>
+        </w:rPr>
+        <w:t>x0 - x1) &gt; eps) {</w:t>
       </w:r>
     </w:p>
     <w:p>
@@ -11291,8 +12104,46 @@
           <w:sz w:val="20"/>
           <w:szCs w:val="20"/>
         </w:rPr>
-        <w:t xml:space="preserve">            cout &lt;&lt; fixed &lt;&lt; setprecision(</w:t>
-      </w:r>
+        <w:t xml:space="preserve">            </w:t>
+      </w:r>
+      <w:proofErr w:type="spellStart"/>
+      <w:r>
+        <w:rPr>
+          <w:rFonts w:ascii="Courier New" w:eastAsia="Times New Roman" w:hAnsi="Courier New" w:cs="Courier New"/>
+          <w:sz w:val="20"/>
+          <w:szCs w:val="20"/>
+        </w:rPr>
+        <w:t>cout</w:t>
+      </w:r>
+      <w:proofErr w:type="spellEnd"/>
+      <w:r>
+        <w:rPr>
+          <w:rFonts w:ascii="Courier New" w:eastAsia="Times New Roman" w:hAnsi="Courier New" w:cs="Courier New"/>
+          <w:sz w:val="20"/>
+          <w:szCs w:val="20"/>
+        </w:rPr>
+        <w:t xml:space="preserve"> &lt;&lt; fixed &lt;&lt; </w:t>
+      </w:r>
+      <w:proofErr w:type="spellStart"/>
+      <w:proofErr w:type="gramStart"/>
+      <w:r>
+        <w:rPr>
+          <w:rFonts w:ascii="Courier New" w:eastAsia="Times New Roman" w:hAnsi="Courier New" w:cs="Courier New"/>
+          <w:sz w:val="20"/>
+          <w:szCs w:val="20"/>
+        </w:rPr>
+        <w:t>setprecision</w:t>
+      </w:r>
+      <w:proofErr w:type="spellEnd"/>
+      <w:r>
+        <w:rPr>
+          <w:rFonts w:ascii="Courier New" w:eastAsia="Times New Roman" w:hAnsi="Courier New" w:cs="Courier New"/>
+          <w:sz w:val="20"/>
+          <w:szCs w:val="20"/>
+        </w:rPr>
+        <w:t>(</w:t>
+      </w:r>
+      <w:proofErr w:type="gramEnd"/>
       <w:r>
         <w:rPr>
           <w:rFonts w:ascii="Courier New" w:eastAsia="Times New Roman" w:hAnsi="Courier New" w:cs="Courier New"/>
@@ -11326,7 +12177,25 @@
           <w:sz w:val="20"/>
           <w:szCs w:val="20"/>
         </w:rPr>
-        <w:t xml:space="preserve"> &lt;&lt; i &lt;&lt; </w:t>
+        <w:t xml:space="preserve"> &lt;&lt; </w:t>
+      </w:r>
+      <w:proofErr w:type="spellStart"/>
+      <w:r>
+        <w:rPr>
+          <w:rFonts w:ascii="Courier New" w:eastAsia="Times New Roman" w:hAnsi="Courier New" w:cs="Courier New"/>
+          <w:sz w:val="20"/>
+          <w:szCs w:val="20"/>
+        </w:rPr>
+        <w:t>i</w:t>
+      </w:r>
+      <w:proofErr w:type="spellEnd"/>
+      <w:r>
+        <w:rPr>
+          <w:rFonts w:ascii="Courier New" w:eastAsia="Times New Roman" w:hAnsi="Courier New" w:cs="Courier New"/>
+          <w:sz w:val="20"/>
+          <w:szCs w:val="20"/>
+        </w:rPr>
+        <w:t xml:space="preserve"> &lt;&lt; </w:t>
       </w:r>
       <w:r>
         <w:rPr>
@@ -11379,7 +12248,25 @@
           <w:sz w:val="20"/>
           <w:szCs w:val="20"/>
         </w:rPr>
-        <w:t xml:space="preserve">            i++;</w:t>
+        <w:t xml:space="preserve">            </w:t>
+      </w:r>
+      <w:proofErr w:type="spellStart"/>
+      <w:r>
+        <w:rPr>
+          <w:rFonts w:ascii="Courier New" w:eastAsia="Times New Roman" w:hAnsi="Courier New" w:cs="Courier New"/>
+          <w:sz w:val="20"/>
+          <w:szCs w:val="20"/>
+        </w:rPr>
+        <w:t>i</w:t>
+      </w:r>
+      <w:proofErr w:type="spellEnd"/>
+      <w:r>
+        <w:rPr>
+          <w:rFonts w:ascii="Courier New" w:eastAsia="Times New Roman" w:hAnsi="Courier New" w:cs="Courier New"/>
+          <w:sz w:val="20"/>
+          <w:szCs w:val="20"/>
+        </w:rPr>
+        <w:t>++;</w:t>
       </w:r>
     </w:p>
     <w:p>
@@ -11479,8 +12366,46 @@
           <w:sz w:val="20"/>
           <w:szCs w:val="20"/>
         </w:rPr>
-        <w:t xml:space="preserve">        cout &lt;&lt; fixed &lt;&lt; setprecision(</w:t>
-      </w:r>
+        <w:t xml:space="preserve">        </w:t>
+      </w:r>
+      <w:proofErr w:type="spellStart"/>
+      <w:r>
+        <w:rPr>
+          <w:rFonts w:ascii="Courier New" w:eastAsia="Times New Roman" w:hAnsi="Courier New" w:cs="Courier New"/>
+          <w:sz w:val="20"/>
+          <w:szCs w:val="20"/>
+        </w:rPr>
+        <w:t>cout</w:t>
+      </w:r>
+      <w:proofErr w:type="spellEnd"/>
+      <w:r>
+        <w:rPr>
+          <w:rFonts w:ascii="Courier New" w:eastAsia="Times New Roman" w:hAnsi="Courier New" w:cs="Courier New"/>
+          <w:sz w:val="20"/>
+          <w:szCs w:val="20"/>
+        </w:rPr>
+        <w:t xml:space="preserve"> &lt;&lt; fixed &lt;&lt; </w:t>
+      </w:r>
+      <w:proofErr w:type="spellStart"/>
+      <w:proofErr w:type="gramStart"/>
+      <w:r>
+        <w:rPr>
+          <w:rFonts w:ascii="Courier New" w:eastAsia="Times New Roman" w:hAnsi="Courier New" w:cs="Courier New"/>
+          <w:sz w:val="20"/>
+          <w:szCs w:val="20"/>
+        </w:rPr>
+        <w:t>setprecision</w:t>
+      </w:r>
+      <w:proofErr w:type="spellEnd"/>
+      <w:r>
+        <w:rPr>
+          <w:rFonts w:ascii="Courier New" w:eastAsia="Times New Roman" w:hAnsi="Courier New" w:cs="Courier New"/>
+          <w:sz w:val="20"/>
+          <w:szCs w:val="20"/>
+        </w:rPr>
+        <w:t>(</w:t>
+      </w:r>
+      <w:proofErr w:type="gramEnd"/>
       <w:r>
         <w:rPr>
           <w:rFonts w:ascii="Courier New" w:eastAsia="Times New Roman" w:hAnsi="Courier New" w:cs="Courier New"/>
@@ -12148,7 +13073,27 @@
                 <w:szCs w:val="28"/>
                 <w:lang w:val="ru-RU"/>
               </w:rPr>
-              <w:t>Время (мс)</w:t>
+              <w:t>Время (</w:t>
+            </w:r>
+            <w:proofErr w:type="spellStart"/>
+            <w:r>
+              <w:rPr>
+                <w:rFonts w:ascii="Times New Roman" w:eastAsia="Times New Roman" w:hAnsi="Times New Roman" w:cs="Times New Roman"/>
+                <w:sz w:val="28"/>
+                <w:szCs w:val="28"/>
+                <w:lang w:val="ru-RU"/>
+              </w:rPr>
+              <w:t>мс</w:t>
+            </w:r>
+            <w:proofErr w:type="spellEnd"/>
+            <w:r>
+              <w:rPr>
+                <w:rFonts w:ascii="Times New Roman" w:eastAsia="Times New Roman" w:hAnsi="Times New Roman" w:cs="Times New Roman"/>
+                <w:sz w:val="28"/>
+                <w:szCs w:val="28"/>
+                <w:lang w:val="ru-RU"/>
+              </w:rPr>
+              <w:t>)</w:t>
             </w:r>
           </w:p>
         </w:tc>
@@ -12601,7 +13546,27 @@
                 <w:szCs w:val="28"/>
                 <w:lang w:val="ru-RU"/>
               </w:rPr>
-              <w:t>Время (мс)</w:t>
+              <w:t>Время (</w:t>
+            </w:r>
+            <w:proofErr w:type="spellStart"/>
+            <w:r>
+              <w:rPr>
+                <w:rFonts w:ascii="Times New Roman" w:eastAsia="Times New Roman" w:hAnsi="Times New Roman" w:cs="Times New Roman"/>
+                <w:sz w:val="28"/>
+                <w:szCs w:val="28"/>
+                <w:lang w:val="ru-RU"/>
+              </w:rPr>
+              <w:t>мс</w:t>
+            </w:r>
+            <w:proofErr w:type="spellEnd"/>
+            <w:r>
+              <w:rPr>
+                <w:rFonts w:ascii="Times New Roman" w:eastAsia="Times New Roman" w:hAnsi="Times New Roman" w:cs="Times New Roman"/>
+                <w:sz w:val="28"/>
+                <w:szCs w:val="28"/>
+                <w:lang w:val="ru-RU"/>
+              </w:rPr>
+              <w:t>)</w:t>
             </w:r>
           </w:p>
         </w:tc>
@@ -12901,7 +13866,27 @@
           <w:lang w:val="ru-RU"/>
         </w:rPr>
         <w:tab/>
-        <w:t>Таким образом можно сделать вывод, что самым быстрым является метод Ньютона, за ним идет метод простых итераций, а самым медленным является метод бисекции.</w:t>
+        <w:t xml:space="preserve">Таким образом можно сделать вывод, что самым быстрым является метод Ньютона, за ним идет метод простых итераций, а самым медленным является метод </w:t>
+      </w:r>
+      <w:proofErr w:type="spellStart"/>
+      <w:r>
+        <w:rPr>
+          <w:rFonts w:ascii="Times New Roman" w:eastAsia="Times New Roman" w:hAnsi="Times New Roman" w:cs="Times New Roman"/>
+          <w:sz w:val="28"/>
+          <w:szCs w:val="28"/>
+          <w:lang w:val="ru-RU"/>
+        </w:rPr>
+        <w:t>бисекции</w:t>
+      </w:r>
+      <w:proofErr w:type="spellEnd"/>
+      <w:r>
+        <w:rPr>
+          <w:rFonts w:ascii="Times New Roman" w:eastAsia="Times New Roman" w:hAnsi="Times New Roman" w:cs="Times New Roman"/>
+          <w:sz w:val="28"/>
+          <w:szCs w:val="28"/>
+          <w:lang w:val="ru-RU"/>
+        </w:rPr>
+        <w:t>.</w:t>
       </w:r>
     </w:p>
     <w:sectPr>
